--- a/assets/pdf/cv/cv.docx
+++ b/assets/pdf/cv/cv.docx
@@ -340,6 +340,7 @@
                 <w:sz w:val="24"/>
               </w:rPr>
             </w:pPr>
+            <w:proofErr w:type="gramStart"/>
             <w:r>
               <w:rPr>
                 <w:b w:val="0"/>
@@ -356,6 +357,7 @@
               </w:rPr>
               <w:t>dres</w:t>
             </w:r>
+            <w:proofErr w:type="gramEnd"/>
             <w:r>
               <w:rPr>
                 <w:b w:val="0"/>
@@ -407,6 +409,7 @@
                 <w:sz w:val="24"/>
               </w:rPr>
             </w:pPr>
+            <w:proofErr w:type="gramStart"/>
             <w:r>
               <w:rPr>
                 <w:b w:val="0"/>
@@ -423,6 +426,7 @@
               </w:rPr>
               <w:t>eboortedatum</w:t>
             </w:r>
+            <w:proofErr w:type="gramEnd"/>
             <w:r>
               <w:rPr>
                 <w:b w:val="0"/>
@@ -466,13 +470,23 @@
                 <w:sz w:val="24"/>
               </w:rPr>
             </w:pPr>
-            <w:r>
-              <w:rPr>
-                <w:b w:val="0"/>
-                <w:bCs/>
-                <w:sz w:val="24"/>
-              </w:rPr>
-              <w:t>burgerlijke staat</w:t>
+            <w:proofErr w:type="gramStart"/>
+            <w:r>
+              <w:rPr>
+                <w:b w:val="0"/>
+                <w:bCs/>
+                <w:sz w:val="24"/>
+              </w:rPr>
+              <w:t>burgerlijke</w:t>
+            </w:r>
+            <w:proofErr w:type="gramEnd"/>
+            <w:r>
+              <w:rPr>
+                <w:b w:val="0"/>
+                <w:bCs/>
+                <w:sz w:val="24"/>
+              </w:rPr>
+              <w:t xml:space="preserve"> staat</w:t>
             </w:r>
             <w:r>
               <w:rPr>
@@ -512,35 +526,24 @@
                 <w:bCs/>
                 <w:sz w:val="24"/>
                 <w:szCs w:val="20"/>
-                <w:lang w:val="en-US" w:bidi="nl-NL"/>
-              </w:rPr>
-            </w:pPr>
-            <w:proofErr w:type="spellStart"/>
-            <w:r>
-              <w:rPr>
-                <w:bCs/>
-                <w:sz w:val="24"/>
-                <w:szCs w:val="20"/>
-                <w:lang w:val="en-US" w:bidi="nl-NL"/>
-              </w:rPr>
-              <w:t>Sleedoorn</w:t>
-            </w:r>
-            <w:proofErr w:type="spellEnd"/>
-            <w:r>
-              <w:rPr>
-                <w:bCs/>
-                <w:sz w:val="24"/>
-                <w:szCs w:val="20"/>
-                <w:lang w:val="en-US" w:bidi="nl-NL"/>
-              </w:rPr>
-              <w:t xml:space="preserve"> 2, bus 8</w:t>
-            </w:r>
-            <w:r>
-              <w:rPr>
-                <w:bCs/>
-                <w:sz w:val="24"/>
-                <w:szCs w:val="20"/>
-                <w:lang w:val="en-US" w:bidi="nl-NL"/>
+                <w:lang w:val="nl-BE" w:bidi="nl-NL"/>
+              </w:rPr>
+            </w:pPr>
+            <w:r>
+              <w:rPr>
+                <w:bCs/>
+                <w:sz w:val="24"/>
+                <w:szCs w:val="20"/>
+                <w:lang w:val="nl-BE" w:bidi="nl-NL"/>
+              </w:rPr>
+              <w:t>Kwakkelstraat 146</w:t>
+            </w:r>
+            <w:r>
+              <w:rPr>
+                <w:bCs/>
+                <w:sz w:val="24"/>
+                <w:szCs w:val="20"/>
+                <w:lang w:val="nl-BE" w:bidi="nl-NL"/>
               </w:rPr>
               <w:br/>
               <w:t>2300, Turnhout</w:t>
@@ -556,7 +559,7 @@
                 <w:bCs/>
                 <w:sz w:val="24"/>
                 <w:szCs w:val="20"/>
-                <w:lang w:val="en-US" w:bidi="nl-NL"/>
+                <w:lang w:val="nl-BE" w:bidi="nl-NL"/>
               </w:rPr>
             </w:pPr>
           </w:p>
@@ -570,15 +573,15 @@
                 <w:bCs/>
                 <w:sz w:val="24"/>
                 <w:szCs w:val="20"/>
-                <w:lang w:val="en-US" w:bidi="nl-NL"/>
-              </w:rPr>
-            </w:pPr>
-            <w:r>
-              <w:rPr>
-                <w:bCs/>
-                <w:sz w:val="24"/>
-                <w:szCs w:val="20"/>
-                <w:lang w:val="en-US" w:bidi="nl-NL"/>
+                <w:lang w:val="nl-BE" w:bidi="nl-NL"/>
+              </w:rPr>
+            </w:pPr>
+            <w:r>
+              <w:rPr>
+                <w:bCs/>
+                <w:sz w:val="24"/>
+                <w:szCs w:val="20"/>
+                <w:lang w:val="nl-BE" w:bidi="nl-NL"/>
               </w:rPr>
               <w:t>Turnhout</w:t>
             </w:r>
@@ -593,44 +596,24 @@
                 <w:bCs/>
                 <w:sz w:val="24"/>
                 <w:szCs w:val="20"/>
-                <w:lang w:val="en-US" w:bidi="nl-NL"/>
-              </w:rPr>
-            </w:pPr>
-            <w:r>
-              <w:rPr>
-                <w:bCs/>
-                <w:sz w:val="24"/>
-                <w:szCs w:val="20"/>
-                <w:lang w:val="en-US" w:bidi="nl-NL"/>
-              </w:rPr>
-              <w:t xml:space="preserve">29 </w:t>
-            </w:r>
-            <w:proofErr w:type="spellStart"/>
-            <w:r>
-              <w:rPr>
-                <w:bCs/>
-                <w:sz w:val="24"/>
-                <w:szCs w:val="20"/>
-                <w:lang w:val="en-US" w:bidi="nl-NL"/>
-              </w:rPr>
-              <w:t>augustus</w:t>
-            </w:r>
-            <w:proofErr w:type="spellEnd"/>
-            <w:r>
-              <w:rPr>
-                <w:bCs/>
-                <w:sz w:val="24"/>
-                <w:szCs w:val="20"/>
-                <w:lang w:val="en-US" w:bidi="nl-NL"/>
-              </w:rPr>
-              <w:t xml:space="preserve"> 1999</w:t>
-            </w:r>
-            <w:r>
-              <w:rPr>
-                <w:bCs/>
-                <w:sz w:val="24"/>
-                <w:szCs w:val="20"/>
-                <w:lang w:val="en-US" w:bidi="nl-NL"/>
+                <w:lang w:val="nl-BE" w:bidi="nl-NL"/>
+              </w:rPr>
+            </w:pPr>
+            <w:r>
+              <w:rPr>
+                <w:bCs/>
+                <w:sz w:val="24"/>
+                <w:szCs w:val="20"/>
+                <w:lang w:val="nl-BE" w:bidi="nl-NL"/>
+              </w:rPr>
+              <w:t>29 augustus 1999</w:t>
+            </w:r>
+            <w:r>
+              <w:rPr>
+                <w:bCs/>
+                <w:sz w:val="24"/>
+                <w:szCs w:val="20"/>
+                <w:lang w:val="nl-BE" w:bidi="nl-NL"/>
               </w:rPr>
               <w:br/>
             </w:r>
@@ -639,7 +622,7 @@
                 <w:bCs/>
                 <w:sz w:val="24"/>
                 <w:szCs w:val="20"/>
-                <w:lang w:val="en-US" w:bidi="nl-NL"/>
+                <w:lang w:val="nl-BE" w:bidi="nl-NL"/>
               </w:rPr>
               <w:br/>
               <w:t>Belg</w:t>
@@ -659,6 +642,7 @@
                 <w:lang w:bidi="nl-NL"/>
               </w:rPr>
             </w:pPr>
+            <w:proofErr w:type="gramStart"/>
             <w:r>
               <w:rPr>
                 <w:bCs/>
@@ -668,6 +652,7 @@
               </w:rPr>
               <w:t>ongehuwd</w:t>
             </w:r>
+            <w:proofErr w:type="gramEnd"/>
           </w:p>
           <w:p>
             <w:pPr>
@@ -1126,7 +1111,7 @@
                 <w:rFonts w:ascii="Times" w:hAnsi="Times" w:cs="Times"/>
                 <w:sz w:val="24"/>
                 <w:szCs w:val="20"/>
-                <w:lang w:val="en-US"/>
+                <w:lang w:val="nl-BE"/>
               </w:rPr>
             </w:pPr>
             <w:r>
@@ -1134,7 +1119,7 @@
                 <w:color w:val="002060"/>
                 <w:sz w:val="24"/>
                 <w:szCs w:val="20"/>
-                <w:lang w:val="en-US"/>
+                <w:lang w:val="nl-BE"/>
               </w:rPr>
               <w:t>-</w:t>
             </w:r>
@@ -1142,27 +1127,9 @@
               <w:rPr>
                 <w:sz w:val="24"/>
                 <w:szCs w:val="20"/>
-                <w:lang w:val="en-US"/>
-              </w:rPr>
-              <w:t xml:space="preserve"> </w:t>
-            </w:r>
-            <w:proofErr w:type="spellStart"/>
-            <w:r>
-              <w:rPr>
-                <w:sz w:val="24"/>
-                <w:szCs w:val="20"/>
-                <w:lang w:val="en-US"/>
-              </w:rPr>
-              <w:t>Graduaat</w:t>
-            </w:r>
-            <w:proofErr w:type="spellEnd"/>
-            <w:r>
-              <w:rPr>
-                <w:sz w:val="24"/>
-                <w:szCs w:val="20"/>
-                <w:lang w:val="en-US"/>
-              </w:rPr>
-              <w:t xml:space="preserve"> Programmeren</w:t>
+                <w:lang w:val="nl-BE"/>
+              </w:rPr>
+              <w:t xml:space="preserve"> Graduaat Programmeren</w:t>
             </w:r>
           </w:p>
           <w:p>
@@ -1179,6 +1146,161 @@
                 <w:szCs w:val="20"/>
               </w:rPr>
             </w:pPr>
+          </w:p>
+          <w:p>
+            <w:pPr>
+              <w:pStyle w:val="Kop2"/>
+              <w:spacing w:before="0"/>
+              <w:rPr>
+                <w:color w:val="002060"/>
+              </w:rPr>
+            </w:pPr>
+            <w:r>
+              <w:rPr>
+                <w:color w:val="002060"/>
+                <w:lang w:bidi="nl-NL"/>
+              </w:rPr>
+              <w:t>Ervaring</w:t>
+            </w:r>
+          </w:p>
+          <w:p>
+            <w:pPr>
+              <w:pStyle w:val="Datums"/>
+              <w:rPr>
+                <w:sz w:val="24"/>
+              </w:rPr>
+            </w:pPr>
+            <w:r>
+              <w:rPr>
+                <w:sz w:val="24"/>
+              </w:rPr>
+              <w:t xml:space="preserve">Paas- &amp; grote vakantie 2015 </w:t>
+            </w:r>
+            <w:r>
+              <w:rPr>
+                <w:sz w:val="24"/>
+                <w:lang w:bidi="nl-NL"/>
+              </w:rPr>
+              <w:t xml:space="preserve">– </w:t>
+            </w:r>
+            <w:r>
+              <w:rPr>
+                <w:sz w:val="24"/>
+              </w:rPr>
+              <w:t>201</w:t>
+            </w:r>
+            <w:r>
+              <w:rPr>
+                <w:sz w:val="24"/>
+              </w:rPr>
+              <w:t>6</w:t>
+            </w:r>
+          </w:p>
+          <w:p>
+            <w:pPr>
+              <w:pStyle w:val="Ervaring"/>
+              <w:rPr>
+                <w:sz w:val="24"/>
+                <w:szCs w:val="20"/>
+                <w:lang w:bidi="nl-NL"/>
+              </w:rPr>
+            </w:pPr>
+            <w:r>
+              <w:rPr>
+                <w:sz w:val="24"/>
+                <w:szCs w:val="20"/>
+              </w:rPr>
+              <w:t xml:space="preserve">Ondernemingen Jansen NV </w:t>
+            </w:r>
+            <w:r>
+              <w:rPr>
+                <w:rStyle w:val="Zwaar"/>
+                <w:color w:val="002060"/>
+                <w:sz w:val="24"/>
+                <w:szCs w:val="20"/>
+                <w:lang w:bidi="nl-NL"/>
+              </w:rPr>
+              <w:t xml:space="preserve">• </w:t>
+            </w:r>
+            <w:r>
+              <w:rPr>
+                <w:rStyle w:val="Zwaar"/>
+                <w:b w:val="0"/>
+                <w:bCs w:val="0"/>
+                <w:color w:val="auto"/>
+                <w:sz w:val="24"/>
+                <w:szCs w:val="20"/>
+                <w:lang w:bidi="nl-NL"/>
+              </w:rPr>
+              <w:t>Steenweg op Weelde Merksplas</w:t>
+            </w:r>
+            <w:r>
+              <w:rPr>
+                <w:rStyle w:val="Zwaar"/>
+                <w:b w:val="0"/>
+                <w:bCs w:val="0"/>
+                <w:color w:val="auto"/>
+                <w:sz w:val="24"/>
+                <w:szCs w:val="20"/>
+                <w:lang w:bidi="nl-NL"/>
+              </w:rPr>
+              <w:br/>
+            </w:r>
+            <w:r>
+              <w:rPr>
+                <w:rStyle w:val="Zwaar"/>
+                <w:b w:val="0"/>
+                <w:bCs w:val="0"/>
+                <w:color w:val="002060"/>
+                <w:sz w:val="24"/>
+                <w:szCs w:val="20"/>
+              </w:rPr>
+              <w:t xml:space="preserve">- </w:t>
+            </w:r>
+            <w:r>
+              <w:rPr>
+                <w:rStyle w:val="Zwaar"/>
+                <w:b w:val="0"/>
+                <w:bCs w:val="0"/>
+                <w:color w:val="auto"/>
+                <w:sz w:val="24"/>
+                <w:szCs w:val="20"/>
+              </w:rPr>
+              <w:t>bureauwerk media</w:t>
+            </w:r>
+            <w:r>
+              <w:rPr>
+                <w:rStyle w:val="Zwaar"/>
+                <w:b w:val="0"/>
+                <w:bCs w:val="0"/>
+                <w:color w:val="auto"/>
+                <w:sz w:val="24"/>
+                <w:szCs w:val="20"/>
+              </w:rPr>
+              <w:br/>
+            </w:r>
+            <w:r>
+              <w:rPr>
+                <w:rStyle w:val="Zwaar"/>
+                <w:b w:val="0"/>
+                <w:bCs w:val="0"/>
+                <w:color w:val="002060"/>
+                <w:sz w:val="24"/>
+                <w:szCs w:val="20"/>
+              </w:rPr>
+              <w:t>-</w:t>
+            </w:r>
+            <w:r>
+              <w:rPr>
+                <w:rStyle w:val="Zwaar"/>
+                <w:b w:val="0"/>
+                <w:bCs w:val="0"/>
+                <w:color w:val="auto"/>
+                <w:sz w:val="24"/>
+                <w:szCs w:val="20"/>
+              </w:rPr>
+              <w:t xml:space="preserve"> stocktelling materialen magazijn</w:t>
+            </w:r>
           </w:p>
           <w:p>
             <w:pPr>
@@ -1217,7 +1339,7 @@
               <w:ind w:left="360" w:hanging="360"/>
               <w:rPr>
                 <w:sz w:val="24"/>
-                <w:lang w:val="en-US"/>
+                <w:lang w:val="nl-BE"/>
               </w:rPr>
             </w:pPr>
           </w:p>
@@ -1239,7 +1361,7 @@
               <w:overflowPunct w:val="0"/>
               <w:rPr>
                 <w:rFonts w:ascii="Times New Roman" w:hAnsi="Times New Roman" w:cs="Times New Roman"/>
-                <w:lang w:val="en-US"/>
+                <w:lang w:val="nl-BE"/>
               </w:rPr>
             </w:pPr>
           </w:p>
@@ -1256,7 +1378,7 @@
               <w:overflowPunct w:val="0"/>
               <w:rPr>
                 <w:rFonts w:ascii="Times New Roman" w:hAnsi="Times New Roman" w:cs="Times New Roman"/>
-                <w:lang w:val="en-US"/>
+                <w:lang w:val="nl-BE"/>
               </w:rPr>
             </w:pPr>
           </w:p>
@@ -1272,7 +1394,7 @@
               <w:rPr>
                 <w:sz w:val="24"/>
                 <w:szCs w:val="20"/>
-                <w:lang w:val="en-US"/>
+                <w:lang w:val="nl-BE"/>
               </w:rPr>
             </w:pPr>
           </w:p>
@@ -1290,7 +1412,7 @@
               <w:rPr>
                 <w:sz w:val="24"/>
                 <w:szCs w:val="20"/>
-                <w:lang w:val="en-US"/>
+                <w:lang w:val="nl-BE"/>
               </w:rPr>
             </w:pPr>
           </w:p>
@@ -1308,168 +1430,168 @@
           <w:p>
             <w:pPr>
               <w:rPr>
-                <w:lang w:val="en-US"/>
-              </w:rPr>
-            </w:pPr>
-          </w:p>
-          <w:p>
-            <w:pPr>
-              <w:rPr>
-                <w:lang w:val="en-US"/>
-              </w:rPr>
-            </w:pPr>
-          </w:p>
-          <w:p>
-            <w:pPr>
-              <w:rPr>
-                <w:lang w:val="en-US"/>
-              </w:rPr>
-            </w:pPr>
-          </w:p>
-          <w:p>
-            <w:pPr>
-              <w:rPr>
-                <w:lang w:val="en-US"/>
-              </w:rPr>
-            </w:pPr>
-          </w:p>
-          <w:p>
-            <w:pPr>
-              <w:rPr>
-                <w:lang w:val="en-US"/>
-              </w:rPr>
-            </w:pPr>
-          </w:p>
-          <w:p>
-            <w:pPr>
-              <w:rPr>
-                <w:lang w:val="en-US"/>
-              </w:rPr>
-            </w:pPr>
-          </w:p>
-          <w:p>
-            <w:pPr>
-              <w:rPr>
-                <w:lang w:val="en-US"/>
-              </w:rPr>
-            </w:pPr>
-          </w:p>
-          <w:p>
-            <w:pPr>
-              <w:rPr>
-                <w:lang w:val="en-US"/>
-              </w:rPr>
-            </w:pPr>
-          </w:p>
-          <w:p>
-            <w:pPr>
-              <w:rPr>
-                <w:lang w:val="en-US"/>
-              </w:rPr>
-            </w:pPr>
-          </w:p>
-          <w:p>
-            <w:pPr>
-              <w:rPr>
-                <w:lang w:val="en-US"/>
-              </w:rPr>
-            </w:pPr>
-          </w:p>
-          <w:p>
-            <w:pPr>
-              <w:rPr>
-                <w:lang w:val="en-US"/>
-              </w:rPr>
-            </w:pPr>
-          </w:p>
-          <w:p>
-            <w:pPr>
-              <w:rPr>
-                <w:lang w:val="en-US"/>
-              </w:rPr>
-            </w:pPr>
-          </w:p>
-          <w:p>
-            <w:pPr>
-              <w:rPr>
-                <w:lang w:val="en-US"/>
-              </w:rPr>
-            </w:pPr>
-          </w:p>
-          <w:p>
-            <w:pPr>
-              <w:rPr>
-                <w:lang w:val="en-US"/>
-              </w:rPr>
-            </w:pPr>
-          </w:p>
-          <w:p>
-            <w:pPr>
-              <w:rPr>
-                <w:lang w:val="en-US"/>
-              </w:rPr>
-            </w:pPr>
-          </w:p>
-          <w:p>
-            <w:pPr>
-              <w:rPr>
-                <w:lang w:val="en-US"/>
-              </w:rPr>
-            </w:pPr>
-          </w:p>
-          <w:p>
-            <w:pPr>
-              <w:rPr>
-                <w:lang w:val="en-US"/>
-              </w:rPr>
-            </w:pPr>
-          </w:p>
-          <w:p>
-            <w:pPr>
-              <w:rPr>
-                <w:lang w:val="en-US"/>
-              </w:rPr>
-            </w:pPr>
-          </w:p>
-          <w:p>
-            <w:pPr>
-              <w:rPr>
-                <w:lang w:val="en-US"/>
-              </w:rPr>
-            </w:pPr>
-          </w:p>
-          <w:p>
-            <w:pPr>
-              <w:rPr>
-                <w:lang w:val="en-US"/>
-              </w:rPr>
-            </w:pPr>
-          </w:p>
-          <w:p>
-            <w:pPr>
-              <w:rPr>
-                <w:lang w:val="en-US"/>
-              </w:rPr>
-            </w:pPr>
-          </w:p>
-          <w:p>
-            <w:pPr>
-              <w:rPr>
-                <w:lang w:val="en-US"/>
-              </w:rPr>
-            </w:pPr>
-          </w:p>
-          <w:p>
-            <w:pPr>
-              <w:rPr>
-                <w:lang w:val="en-US"/>
-              </w:rPr>
-            </w:pPr>
-          </w:p>
-          <w:p>
-            <w:pPr>
-              <w:rPr>
-                <w:lang w:val="en-US"/>
+                <w:lang w:val="nl-BE"/>
+              </w:rPr>
+            </w:pPr>
+          </w:p>
+          <w:p>
+            <w:pPr>
+              <w:rPr>
+                <w:lang w:val="nl-BE"/>
+              </w:rPr>
+            </w:pPr>
+          </w:p>
+          <w:p>
+            <w:pPr>
+              <w:rPr>
+                <w:lang w:val="nl-BE"/>
+              </w:rPr>
+            </w:pPr>
+          </w:p>
+          <w:p>
+            <w:pPr>
+              <w:rPr>
+                <w:lang w:val="nl-BE"/>
+              </w:rPr>
+            </w:pPr>
+          </w:p>
+          <w:p>
+            <w:pPr>
+              <w:rPr>
+                <w:lang w:val="nl-BE"/>
+              </w:rPr>
+            </w:pPr>
+          </w:p>
+          <w:p>
+            <w:pPr>
+              <w:rPr>
+                <w:lang w:val="nl-BE"/>
+              </w:rPr>
+            </w:pPr>
+          </w:p>
+          <w:p>
+            <w:pPr>
+              <w:rPr>
+                <w:lang w:val="nl-BE"/>
+              </w:rPr>
+            </w:pPr>
+          </w:p>
+          <w:p>
+            <w:pPr>
+              <w:rPr>
+                <w:lang w:val="nl-BE"/>
+              </w:rPr>
+            </w:pPr>
+          </w:p>
+          <w:p>
+            <w:pPr>
+              <w:rPr>
+                <w:lang w:val="nl-BE"/>
+              </w:rPr>
+            </w:pPr>
+          </w:p>
+          <w:p>
+            <w:pPr>
+              <w:rPr>
+                <w:lang w:val="nl-BE"/>
+              </w:rPr>
+            </w:pPr>
+          </w:p>
+          <w:p>
+            <w:pPr>
+              <w:rPr>
+                <w:lang w:val="nl-BE"/>
+              </w:rPr>
+            </w:pPr>
+          </w:p>
+          <w:p>
+            <w:pPr>
+              <w:rPr>
+                <w:lang w:val="nl-BE"/>
+              </w:rPr>
+            </w:pPr>
+          </w:p>
+          <w:p>
+            <w:pPr>
+              <w:rPr>
+                <w:lang w:val="nl-BE"/>
+              </w:rPr>
+            </w:pPr>
+          </w:p>
+          <w:p>
+            <w:pPr>
+              <w:rPr>
+                <w:lang w:val="nl-BE"/>
+              </w:rPr>
+            </w:pPr>
+          </w:p>
+          <w:p>
+            <w:pPr>
+              <w:rPr>
+                <w:lang w:val="nl-BE"/>
+              </w:rPr>
+            </w:pPr>
+          </w:p>
+          <w:p>
+            <w:pPr>
+              <w:rPr>
+                <w:lang w:val="nl-BE"/>
+              </w:rPr>
+            </w:pPr>
+          </w:p>
+          <w:p>
+            <w:pPr>
+              <w:rPr>
+                <w:lang w:val="nl-BE"/>
+              </w:rPr>
+            </w:pPr>
+          </w:p>
+          <w:p>
+            <w:pPr>
+              <w:rPr>
+                <w:lang w:val="nl-BE"/>
+              </w:rPr>
+            </w:pPr>
+          </w:p>
+          <w:p>
+            <w:pPr>
+              <w:rPr>
+                <w:lang w:val="nl-BE"/>
+              </w:rPr>
+            </w:pPr>
+          </w:p>
+          <w:p>
+            <w:pPr>
+              <w:rPr>
+                <w:lang w:val="nl-BE"/>
+              </w:rPr>
+            </w:pPr>
+          </w:p>
+          <w:p>
+            <w:pPr>
+              <w:rPr>
+                <w:lang w:val="nl-BE"/>
+              </w:rPr>
+            </w:pPr>
+          </w:p>
+          <w:p>
+            <w:pPr>
+              <w:rPr>
+                <w:lang w:val="nl-BE"/>
+              </w:rPr>
+            </w:pPr>
+          </w:p>
+          <w:p>
+            <w:pPr>
+              <w:rPr>
+                <w:lang w:val="nl-BE"/>
+              </w:rPr>
+            </w:pPr>
+          </w:p>
+          <w:p>
+            <w:pPr>
+              <w:rPr>
+                <w:lang w:val="nl-BE"/>
               </w:rPr>
             </w:pPr>
           </w:p>
@@ -1479,12 +1601,12 @@
                 <w:tab w:val="left" w:pos="2085"/>
               </w:tabs>
               <w:rPr>
-                <w:lang w:val="en-US"/>
-              </w:rPr>
-            </w:pPr>
-            <w:r>
-              <w:rPr>
-                <w:lang w:val="en-US"/>
+                <w:lang w:val="nl-BE"/>
+              </w:rPr>
+            </w:pPr>
+            <w:r>
+              <w:rPr>
+                <w:lang w:val="nl-BE"/>
               </w:rPr>
               <w:tab/>
             </w:r>
@@ -1497,7 +1619,7 @@
           <w:p>
             <w:pPr>
               <w:rPr>
-                <w:lang w:val="en-US"/>
+                <w:lang w:val="nl-BE"/>
               </w:rPr>
             </w:pPr>
           </w:p>
@@ -1549,51 +1671,32 @@
           </w:p>
           <w:p>
             <w:pPr>
-              <w:pStyle w:val="Kop2"/>
-              <w:spacing w:before="0"/>
-              <w:rPr>
-                <w:color w:val="002060"/>
-              </w:rPr>
-            </w:pPr>
-            <w:r>
-              <w:rPr>
-                <w:color w:val="002060"/>
-                <w:lang w:bidi="nl-NL"/>
-              </w:rPr>
-              <w:t>Ervaring</w:t>
-            </w:r>
-          </w:p>
-          <w:p>
-            <w:pPr>
               <w:pStyle w:val="Datums"/>
               <w:rPr>
                 <w:sz w:val="24"/>
-              </w:rPr>
-            </w:pPr>
-            <w:r>
-              <w:rPr>
-                <w:sz w:val="24"/>
-              </w:rPr>
-              <w:t xml:space="preserve">Paas- &amp; grote vakantie 2015 </w:t>
-            </w:r>
-            <w:r>
-              <w:rPr>
-                <w:sz w:val="24"/>
-                <w:lang w:bidi="nl-NL"/>
-              </w:rPr>
-              <w:t xml:space="preserve">– </w:t>
-            </w:r>
-            <w:r>
-              <w:rPr>
-                <w:sz w:val="24"/>
-              </w:rPr>
-              <w:t>201</w:t>
-            </w:r>
-            <w:r>
-              <w:rPr>
-                <w:sz w:val="24"/>
-              </w:rPr>
-              <w:t>6</w:t>
+                <w:lang w:val="nl-BE"/>
+              </w:rPr>
+            </w:pPr>
+            <w:r>
+              <w:rPr>
+                <w:sz w:val="24"/>
+                <w:lang w:val="nl-BE"/>
+              </w:rPr>
+              <w:t xml:space="preserve">5 sep 2019 </w:t>
+            </w:r>
+            <w:r>
+              <w:rPr>
+                <w:sz w:val="24"/>
+                <w:lang w:val="nl-BE" w:bidi="nl-NL"/>
+              </w:rPr>
+              <w:t>–</w:t>
+            </w:r>
+            <w:r>
+              <w:rPr>
+                <w:sz w:val="24"/>
+                <w:lang w:val="nl-BE"/>
+              </w:rPr>
+              <w:t xml:space="preserve"> 18 okt 2019</w:t>
             </w:r>
           </w:p>
           <w:p>
@@ -1602,15 +1705,16 @@
               <w:rPr>
                 <w:sz w:val="24"/>
                 <w:szCs w:val="20"/>
-                <w:lang w:bidi="nl-NL"/>
-              </w:rPr>
-            </w:pPr>
-            <w:r>
-              <w:rPr>
-                <w:sz w:val="24"/>
-                <w:szCs w:val="20"/>
-              </w:rPr>
-              <w:t xml:space="preserve">Ondernemingen Jansen NV </w:t>
+                <w:lang w:val="nl-BE"/>
+              </w:rPr>
+            </w:pPr>
+            <w:r>
+              <w:rPr>
+                <w:sz w:val="24"/>
+                <w:szCs w:val="20"/>
+                <w:lang w:val="nl-BE"/>
+              </w:rPr>
+              <w:t xml:space="preserve">High Tech Onderwijs Turnhout </w:t>
             </w:r>
             <w:r>
               <w:rPr>
@@ -1618,7 +1722,7 @@
                 <w:color w:val="002060"/>
                 <w:sz w:val="24"/>
                 <w:szCs w:val="20"/>
-                <w:lang w:bidi="nl-NL"/>
+                <w:lang w:val="nl-BE" w:bidi="nl-NL"/>
               </w:rPr>
               <w:t xml:space="preserve">• </w:t>
             </w:r>
@@ -1630,9 +1734,9 @@
                 <w:color w:val="auto"/>
                 <w:sz w:val="24"/>
                 <w:szCs w:val="20"/>
-                <w:lang w:bidi="nl-NL"/>
-              </w:rPr>
-              <w:t>Steenweg op Weelde Merksplas</w:t>
+                <w:lang w:val="nl-BE" w:bidi="nl-NL"/>
+              </w:rPr>
+              <w:t>Kempenlaan Turnhout</w:t>
             </w:r>
             <w:r>
               <w:rPr>
@@ -1642,7 +1746,177 @@
                 <w:color w:val="auto"/>
                 <w:sz w:val="24"/>
                 <w:szCs w:val="20"/>
-                <w:lang w:bidi="nl-NL"/>
+                <w:lang w:val="nl-BE" w:bidi="nl-NL"/>
+              </w:rPr>
+              <w:br/>
+            </w:r>
+            <w:r>
+              <w:rPr>
+                <w:sz w:val="24"/>
+                <w:szCs w:val="20"/>
+                <w:lang w:val="nl-BE"/>
+              </w:rPr>
+              <w:t>gecombineerd met studie</w:t>
+            </w:r>
+            <w:r>
+              <w:rPr>
+                <w:sz w:val="24"/>
+                <w:szCs w:val="20"/>
+                <w:lang w:val="nl-BE"/>
+              </w:rPr>
+              <w:br/>
+            </w:r>
+            <w:r>
+              <w:rPr>
+                <w:color w:val="002060"/>
+                <w:sz w:val="24"/>
+                <w:szCs w:val="20"/>
+                <w:lang w:val="nl-BE"/>
+              </w:rPr>
+              <w:t>-</w:t>
+            </w:r>
+            <w:r>
+              <w:rPr>
+                <w:sz w:val="24"/>
+                <w:szCs w:val="20"/>
+                <w:lang w:val="nl-BE"/>
+              </w:rPr>
+              <w:t xml:space="preserve"> lesgeven</w:t>
+            </w:r>
+            <w:r>
+              <w:rPr>
+                <w:sz w:val="24"/>
+                <w:szCs w:val="20"/>
+                <w:lang w:val="nl-BE"/>
+              </w:rPr>
+              <w:t>/begeleiden</w:t>
+            </w:r>
+            <w:r>
+              <w:rPr>
+                <w:sz w:val="24"/>
+                <w:szCs w:val="20"/>
+                <w:lang w:val="nl-BE"/>
+              </w:rPr>
+              <w:t xml:space="preserve"> 5</w:t>
+            </w:r>
+            <w:r>
+              <w:rPr>
+                <w:sz w:val="24"/>
+                <w:szCs w:val="20"/>
+                <w:vertAlign w:val="superscript"/>
+                <w:lang w:val="nl-BE"/>
+              </w:rPr>
+              <w:t>e</w:t>
+            </w:r>
+            <w:r>
+              <w:rPr>
+                <w:sz w:val="24"/>
+                <w:szCs w:val="20"/>
+                <w:lang w:val="nl-BE"/>
+              </w:rPr>
+              <w:t xml:space="preserve"> &amp; 6</w:t>
+            </w:r>
+            <w:r>
+              <w:rPr>
+                <w:sz w:val="24"/>
+                <w:szCs w:val="20"/>
+                <w:vertAlign w:val="superscript"/>
+                <w:lang w:val="nl-BE"/>
+              </w:rPr>
+              <w:t>e</w:t>
+            </w:r>
+            <w:r>
+              <w:rPr>
+                <w:sz w:val="24"/>
+                <w:szCs w:val="20"/>
+                <w:lang w:val="nl-BE"/>
+              </w:rPr>
+              <w:t xml:space="preserve"> jaar elektronica/industriële wetenschappen</w:t>
+            </w:r>
+            <w:r>
+              <w:rPr>
+                <w:sz w:val="24"/>
+                <w:szCs w:val="20"/>
+                <w:lang w:val="nl-BE"/>
+              </w:rPr>
+              <w:br/>
+              <w:t xml:space="preserve">  laboprojecten</w:t>
+            </w:r>
+          </w:p>
+          <w:p>
+            <w:pPr>
+              <w:pStyle w:val="Datums"/>
+              <w:rPr>
+                <w:sz w:val="24"/>
+              </w:rPr>
+            </w:pPr>
+            <w:r>
+              <w:rPr>
+                <w:sz w:val="24"/>
+              </w:rPr>
+              <w:t>Schooljaar 2019 - 2020</w:t>
+            </w:r>
+          </w:p>
+          <w:p>
+            <w:pPr>
+              <w:rPr>
+                <w:rStyle w:val="Zwaar"/>
+                <w:b w:val="0"/>
+                <w:bCs w:val="0"/>
+                <w:color w:val="auto"/>
+                <w:sz w:val="24"/>
+                <w:szCs w:val="20"/>
+                <w:lang w:val="nl-BE" w:bidi="nl-NL"/>
+              </w:rPr>
+            </w:pPr>
+            <w:proofErr w:type="spellStart"/>
+            <w:r>
+              <w:rPr>
+                <w:sz w:val="24"/>
+                <w:szCs w:val="20"/>
+              </w:rPr>
+              <w:t>Ranobo</w:t>
+            </w:r>
+            <w:proofErr w:type="spellEnd"/>
+            <w:r>
+              <w:rPr>
+                <w:sz w:val="24"/>
+                <w:szCs w:val="20"/>
+                <w:lang w:val="nl-BE"/>
+              </w:rPr>
+              <w:t xml:space="preserve"> </w:t>
+            </w:r>
+            <w:r>
+              <w:rPr>
+                <w:rStyle w:val="Zwaar"/>
+                <w:color w:val="002060"/>
+                <w:sz w:val="24"/>
+                <w:szCs w:val="20"/>
+                <w:lang w:val="nl-BE" w:bidi="nl-NL"/>
+              </w:rPr>
+              <w:t xml:space="preserve">• </w:t>
+            </w:r>
+            <w:r>
+              <w:rPr>
+                <w:rStyle w:val="Zwaar"/>
+                <w:b w:val="0"/>
+                <w:bCs w:val="0"/>
+                <w:color w:val="auto"/>
+                <w:sz w:val="24"/>
+                <w:szCs w:val="20"/>
+                <w:lang w:val="nl-BE" w:bidi="nl-NL"/>
+              </w:rPr>
+              <w:t>Raadsherenstraat Turnhout</w:t>
+            </w:r>
+            <w:r>
+              <w:rPr>
+                <w:rStyle w:val="Zwaar"/>
+                <w:b w:val="0"/>
+                <w:bCs w:val="0"/>
+                <w:color w:val="auto"/>
+                <w:sz w:val="24"/>
+                <w:szCs w:val="20"/>
+                <w:lang w:val="nl-BE" w:bidi="nl-NL"/>
               </w:rPr>
               <w:br/>
             </w:r>
@@ -1654,8 +1928,9 @@
                 <w:color w:val="002060"/>
                 <w:sz w:val="24"/>
                 <w:szCs w:val="20"/>
-              </w:rPr>
-              <w:t xml:space="preserve">- </w:t>
+                <w:lang w:val="nl-BE" w:bidi="nl-NL"/>
+              </w:rPr>
+              <w:t>-</w:t>
             </w:r>
             <w:r>
               <w:rPr>
@@ -1665,8 +1940,9 @@
                 <w:color w:val="auto"/>
                 <w:sz w:val="24"/>
                 <w:szCs w:val="20"/>
-              </w:rPr>
-              <w:t>bureauwerk media</w:t>
+                <w:lang w:val="nl-BE" w:bidi="nl-NL"/>
+              </w:rPr>
+              <w:t xml:space="preserve"> </w:t>
             </w:r>
             <w:r>
               <w:rPr>
@@ -1676,6 +1952,94 @@
                 <w:color w:val="auto"/>
                 <w:sz w:val="24"/>
                 <w:szCs w:val="20"/>
+                <w:lang w:val="nl-BE" w:bidi="nl-NL"/>
+              </w:rPr>
+              <w:t>helpen in productie en onderhoud</w:t>
+            </w:r>
+          </w:p>
+          <w:p>
+            <w:pPr>
+              <w:rPr>
+                <w:sz w:val="24"/>
+                <w:szCs w:val="20"/>
+              </w:rPr>
+            </w:pPr>
+          </w:p>
+          <w:p>
+            <w:pPr>
+              <w:pStyle w:val="Datums"/>
+              <w:rPr>
+                <w:sz w:val="24"/>
+              </w:rPr>
+            </w:pPr>
+            <w:r>
+              <w:rPr>
+                <w:sz w:val="24"/>
+              </w:rPr>
+              <w:t>Vakantieperiode 2020</w:t>
+            </w:r>
+          </w:p>
+          <w:p>
+            <w:pPr>
+              <w:rPr>
+                <w:rStyle w:val="Zwaar"/>
+                <w:b w:val="0"/>
+                <w:bCs w:val="0"/>
+                <w:color w:val="auto"/>
+                <w:sz w:val="24"/>
+                <w:szCs w:val="20"/>
+                <w:lang w:val="nl-BE" w:bidi="nl-NL"/>
+              </w:rPr>
+            </w:pPr>
+            <w:proofErr w:type="spellStart"/>
+            <w:r>
+              <w:rPr>
+                <w:sz w:val="24"/>
+                <w:szCs w:val="20"/>
+                <w:lang w:val="nl-BE"/>
+              </w:rPr>
+              <w:t>Soudal</w:t>
+            </w:r>
+            <w:proofErr w:type="spellEnd"/>
+            <w:r>
+              <w:rPr>
+                <w:sz w:val="24"/>
+                <w:szCs w:val="20"/>
+                <w:lang w:val="nl-BE"/>
+              </w:rPr>
+              <w:t xml:space="preserve"> </w:t>
+            </w:r>
+            <w:r>
+              <w:rPr>
+                <w:rStyle w:val="Zwaar"/>
+                <w:color w:val="002060"/>
+                <w:sz w:val="24"/>
+                <w:szCs w:val="20"/>
+                <w:lang w:val="nl-BE" w:bidi="nl-NL"/>
+              </w:rPr>
+              <w:t xml:space="preserve">• </w:t>
+            </w:r>
+            <w:r>
+              <w:rPr>
+                <w:rStyle w:val="Zwaar"/>
+                <w:b w:val="0"/>
+                <w:bCs w:val="0"/>
+                <w:color w:val="auto"/>
+                <w:sz w:val="24"/>
+                <w:szCs w:val="20"/>
+                <w:lang w:val="nl-BE" w:bidi="nl-NL"/>
+              </w:rPr>
+              <w:t>Industrie Turnhout</w:t>
+            </w:r>
+            <w:r>
+              <w:rPr>
+                <w:rStyle w:val="Zwaar"/>
+                <w:b w:val="0"/>
+                <w:bCs w:val="0"/>
+                <w:color w:val="auto"/>
+                <w:sz w:val="24"/>
+                <w:szCs w:val="20"/>
+                <w:lang w:val="nl-BE" w:bidi="nl-NL"/>
               </w:rPr>
               <w:br/>
             </w:r>
@@ -1687,6 +2051,7 @@
                 <w:color w:val="002060"/>
                 <w:sz w:val="24"/>
                 <w:szCs w:val="20"/>
+                <w:lang w:val="nl-BE" w:bidi="nl-NL"/>
               </w:rPr>
               <w:t>-</w:t>
             </w:r>
@@ -1698,56 +2063,100 @@
                 <w:color w:val="auto"/>
                 <w:sz w:val="24"/>
                 <w:szCs w:val="20"/>
-              </w:rPr>
-              <w:t xml:space="preserve"> stocktelling materialen magazijn</w:t>
-            </w:r>
+                <w:lang w:val="nl-BE" w:bidi="nl-NL"/>
+              </w:rPr>
+              <w:t xml:space="preserve"> bandwerk en </w:t>
+            </w:r>
+            <w:proofErr w:type="spellStart"/>
+            <w:r>
+              <w:rPr>
+                <w:rStyle w:val="Zwaar"/>
+                <w:b w:val="0"/>
+                <w:bCs w:val="0"/>
+                <w:color w:val="auto"/>
+                <w:sz w:val="24"/>
+                <w:szCs w:val="20"/>
+                <w:lang w:val="nl-BE" w:bidi="nl-NL"/>
+              </w:rPr>
+              <w:t>transpallee</w:t>
+            </w:r>
+            <w:r>
+              <w:rPr>
+                <w:rStyle w:val="Zwaar"/>
+                <w:b w:val="0"/>
+                <w:bCs w:val="0"/>
+                <w:color w:val="auto"/>
+                <w:sz w:val="24"/>
+                <w:szCs w:val="20"/>
+                <w:lang w:val="nl-BE" w:bidi="nl-NL"/>
+              </w:rPr>
+              <w:t>t</w:t>
+            </w:r>
+            <w:proofErr w:type="spellEnd"/>
+          </w:p>
+          <w:p>
+            <w:pPr>
+              <w:rPr>
+                <w:rStyle w:val="Zwaar"/>
+                <w:b w:val="0"/>
+                <w:bCs w:val="0"/>
+                <w:color w:val="auto"/>
+                <w:sz w:val="24"/>
+                <w:szCs w:val="20"/>
+                <w:lang w:val="nl-BE" w:bidi="nl-NL"/>
+              </w:rPr>
+            </w:pPr>
           </w:p>
           <w:p>
             <w:pPr>
               <w:pStyle w:val="Datums"/>
               <w:rPr>
                 <w:sz w:val="24"/>
+              </w:rPr>
+            </w:pPr>
+            <w:r>
+              <w:rPr>
+                <w:sz w:val="24"/>
+              </w:rPr>
+              <w:t>(Stage) Maart 2021 – Juni 2021</w:t>
+            </w:r>
+          </w:p>
+          <w:p>
+            <w:pPr>
+              <w:rPr>
+                <w:rStyle w:val="Zwaar"/>
+                <w:b w:val="0"/>
+                <w:bCs w:val="0"/>
+                <w:color w:val="auto"/>
+                <w:sz w:val="24"/>
+                <w:szCs w:val="20"/>
+                <w:lang w:val="nl-BE" w:bidi="nl-NL"/>
+              </w:rPr>
+            </w:pPr>
+            <w:r>
+              <w:rPr>
+                <w:sz w:val="24"/>
+                <w:szCs w:val="20"/>
                 <w:lang w:val="nl-BE"/>
               </w:rPr>
-            </w:pPr>
-            <w:r>
-              <w:rPr>
-                <w:sz w:val="24"/>
+              <w:t xml:space="preserve">Stage </w:t>
+            </w:r>
+            <w:proofErr w:type="gramStart"/>
+            <w:r>
+              <w:rPr>
+                <w:sz w:val="24"/>
+                <w:szCs w:val="20"/>
                 <w:lang w:val="nl-BE"/>
               </w:rPr>
-              <w:t xml:space="preserve">5 sep 2019 </w:t>
-            </w:r>
-            <w:r>
-              <w:rPr>
-                <w:sz w:val="24"/>
-                <w:lang w:val="nl-BE" w:bidi="nl-NL"/>
-              </w:rPr>
-              <w:t>–</w:t>
-            </w:r>
-            <w:r>
-              <w:rPr>
-                <w:sz w:val="24"/>
+              <w:t xml:space="preserve">Multimedium </w:t>
+            </w:r>
+            <w:r>
+              <w:rPr>
+                <w:sz w:val="24"/>
+                <w:szCs w:val="20"/>
                 <w:lang w:val="nl-BE"/>
               </w:rPr>
-              <w:t xml:space="preserve"> 18 okt 2019</w:t>
-            </w:r>
-          </w:p>
-          <w:p>
-            <w:pPr>
-              <w:pStyle w:val="Ervaring"/>
-              <w:rPr>
-                <w:sz w:val="24"/>
-                <w:szCs w:val="20"/>
-                <w:lang w:val="nl-BE"/>
-              </w:rPr>
-            </w:pPr>
-            <w:r>
-              <w:rPr>
-                <w:sz w:val="24"/>
-                <w:szCs w:val="20"/>
-                <w:lang w:val="nl-BE"/>
-              </w:rPr>
-              <w:t xml:space="preserve">High Tech Onderwijs Turnhout </w:t>
+              <w:t xml:space="preserve"> </w:t>
             </w:r>
             <w:r>
               <w:rPr>
@@ -1757,168 +2166,9 @@
                 <w:szCs w:val="20"/>
                 <w:lang w:val="nl-BE" w:bidi="nl-NL"/>
               </w:rPr>
-              <w:t xml:space="preserve">• </w:t>
-            </w:r>
-            <w:r>
-              <w:rPr>
-                <w:rStyle w:val="Zwaar"/>
-                <w:b w:val="0"/>
-                <w:bCs w:val="0"/>
-                <w:color w:val="auto"/>
-                <w:sz w:val="24"/>
-                <w:szCs w:val="20"/>
-                <w:lang w:val="nl-BE" w:bidi="nl-NL"/>
-              </w:rPr>
-              <w:t>Kempenlaan Turnhout</w:t>
-            </w:r>
-            <w:r>
-              <w:rPr>
-                <w:rStyle w:val="Zwaar"/>
-                <w:b w:val="0"/>
-                <w:bCs w:val="0"/>
-                <w:color w:val="auto"/>
-                <w:sz w:val="24"/>
-                <w:szCs w:val="20"/>
-                <w:lang w:val="nl-BE" w:bidi="nl-NL"/>
-              </w:rPr>
-              <w:br/>
-            </w:r>
-            <w:r>
-              <w:rPr>
-                <w:sz w:val="24"/>
-                <w:szCs w:val="20"/>
-                <w:lang w:val="nl-BE"/>
-              </w:rPr>
-              <w:t>gecombineerd met studie</w:t>
-            </w:r>
-            <w:r>
-              <w:rPr>
-                <w:sz w:val="24"/>
-                <w:szCs w:val="20"/>
-                <w:lang w:val="nl-BE"/>
-              </w:rPr>
-              <w:br/>
-            </w:r>
-            <w:r>
-              <w:rPr>
-                <w:color w:val="002060"/>
-                <w:sz w:val="24"/>
-                <w:szCs w:val="20"/>
-                <w:lang w:val="nl-BE"/>
-              </w:rPr>
-              <w:t>-</w:t>
-            </w:r>
-            <w:r>
-              <w:rPr>
-                <w:sz w:val="24"/>
-                <w:szCs w:val="20"/>
-                <w:lang w:val="nl-BE"/>
-              </w:rPr>
-              <w:t xml:space="preserve"> lesgeven</w:t>
-            </w:r>
-            <w:r>
-              <w:rPr>
-                <w:sz w:val="24"/>
-                <w:szCs w:val="20"/>
-                <w:lang w:val="nl-BE"/>
-              </w:rPr>
-              <w:t>/begeleiden</w:t>
-            </w:r>
-            <w:r>
-              <w:rPr>
-                <w:sz w:val="24"/>
-                <w:szCs w:val="20"/>
-                <w:lang w:val="nl-BE"/>
-              </w:rPr>
-              <w:t xml:space="preserve"> 5</w:t>
-            </w:r>
-            <w:r>
-              <w:rPr>
-                <w:sz w:val="24"/>
-                <w:szCs w:val="20"/>
-                <w:vertAlign w:val="superscript"/>
-                <w:lang w:val="nl-BE"/>
-              </w:rPr>
-              <w:t>e</w:t>
-            </w:r>
-            <w:r>
-              <w:rPr>
-                <w:sz w:val="24"/>
-                <w:szCs w:val="20"/>
-                <w:lang w:val="nl-BE"/>
-              </w:rPr>
-              <w:t xml:space="preserve"> &amp; 6</w:t>
-            </w:r>
-            <w:r>
-              <w:rPr>
-                <w:sz w:val="24"/>
-                <w:szCs w:val="20"/>
-                <w:vertAlign w:val="superscript"/>
-                <w:lang w:val="nl-BE"/>
-              </w:rPr>
-              <w:t>e</w:t>
-            </w:r>
-            <w:r>
-              <w:rPr>
-                <w:sz w:val="24"/>
-                <w:szCs w:val="20"/>
-                <w:lang w:val="nl-BE"/>
-              </w:rPr>
-              <w:t xml:space="preserve"> jaar elektronica/industriële wetenschappen</w:t>
-            </w:r>
-            <w:r>
-              <w:rPr>
-                <w:sz w:val="24"/>
-                <w:szCs w:val="20"/>
-                <w:lang w:val="nl-BE"/>
-              </w:rPr>
-              <w:br/>
-              <w:t xml:space="preserve">  laboprojecten</w:t>
-            </w:r>
-          </w:p>
-          <w:p>
-            <w:pPr>
-              <w:pStyle w:val="Datums"/>
-              <w:rPr>
-                <w:sz w:val="24"/>
-              </w:rPr>
-            </w:pPr>
-            <w:r>
-              <w:rPr>
-                <w:sz w:val="24"/>
-              </w:rPr>
-              <w:t>Schooljaar 2019 - 2020</w:t>
-            </w:r>
-          </w:p>
-          <w:p>
-            <w:pPr>
-              <w:rPr>
-                <w:rStyle w:val="Zwaar"/>
-                <w:b w:val="0"/>
-                <w:bCs w:val="0"/>
-                <w:color w:val="auto"/>
-                <w:sz w:val="24"/>
-                <w:szCs w:val="20"/>
-                <w:lang w:val="nl-BE" w:bidi="nl-NL"/>
-              </w:rPr>
-            </w:pPr>
-            <w:proofErr w:type="spellStart"/>
-            <w:r>
-              <w:rPr>
-                <w:sz w:val="24"/>
-                <w:szCs w:val="20"/>
-              </w:rPr>
-              <w:t>Ranobo</w:t>
-            </w:r>
-            <w:proofErr w:type="spellEnd"/>
-            <w:r>
-              <w:rPr>
-                <w:sz w:val="24"/>
-                <w:szCs w:val="20"/>
-                <w:lang w:val="nl-BE"/>
-              </w:rPr>
-              <w:t xml:space="preserve"> </w:t>
-            </w:r>
+              <w:t>•</w:t>
+            </w:r>
+            <w:proofErr w:type="gramEnd"/>
             <w:r>
               <w:rPr>
                 <w:rStyle w:val="Zwaar"/>
@@ -1927,8 +2177,9 @@
                 <w:szCs w:val="20"/>
                 <w:lang w:val="nl-BE" w:bidi="nl-NL"/>
               </w:rPr>
-              <w:t xml:space="preserve">• </w:t>
-            </w:r>
+              <w:t xml:space="preserve"> </w:t>
+            </w:r>
+            <w:proofErr w:type="spellStart"/>
             <w:r>
               <w:rPr>
                 <w:rStyle w:val="Zwaar"/>
@@ -1939,7 +2190,20 @@
                 <w:szCs w:val="20"/>
                 <w:lang w:val="nl-BE" w:bidi="nl-NL"/>
               </w:rPr>
-              <w:t>Raadsherenstraat Turnhout</w:t>
+              <w:t>Minderhoutsestraat</w:t>
+            </w:r>
+            <w:proofErr w:type="spellEnd"/>
+            <w:r>
+              <w:rPr>
+                <w:rStyle w:val="Zwaar"/>
+                <w:b w:val="0"/>
+                <w:bCs w:val="0"/>
+                <w:color w:val="auto"/>
+                <w:sz w:val="24"/>
+                <w:szCs w:val="20"/>
+                <w:lang w:val="nl-BE" w:bidi="nl-NL"/>
+              </w:rPr>
+              <w:t xml:space="preserve"> Hoogstraten</w:t>
             </w:r>
             <w:r>
               <w:rPr>
@@ -1977,6 +2241,7 @@
               </w:rPr>
               <w:t xml:space="preserve"> </w:t>
             </w:r>
+            <w:proofErr w:type="spellStart"/>
             <w:r>
               <w:rPr>
                 <w:rStyle w:val="Zwaar"/>
@@ -1987,14 +2252,46 @@
                 <w:szCs w:val="20"/>
                 <w:lang w:val="nl-BE" w:bidi="nl-NL"/>
               </w:rPr>
-              <w:t>helpen in productie en onderhoud</w:t>
-            </w:r>
-          </w:p>
-          <w:p>
-            <w:pPr>
-              <w:rPr>
-                <w:sz w:val="24"/>
-                <w:szCs w:val="20"/>
+              <w:t>php</w:t>
+            </w:r>
+            <w:proofErr w:type="spellEnd"/>
+            <w:r>
+              <w:rPr>
+                <w:rStyle w:val="Zwaar"/>
+                <w:b w:val="0"/>
+                <w:bCs w:val="0"/>
+                <w:color w:val="auto"/>
+                <w:sz w:val="24"/>
+                <w:szCs w:val="20"/>
+                <w:lang w:val="nl-BE" w:bidi="nl-NL"/>
+              </w:rPr>
+              <w:t xml:space="preserve"> </w:t>
+            </w:r>
+            <w:proofErr w:type="spellStart"/>
+            <w:r>
+              <w:rPr>
+                <w:rStyle w:val="Zwaar"/>
+                <w:b w:val="0"/>
+                <w:bCs w:val="0"/>
+                <w:color w:val="auto"/>
+                <w:sz w:val="24"/>
+                <w:szCs w:val="20"/>
+                <w:lang w:val="nl-BE" w:bidi="nl-NL"/>
+              </w:rPr>
+              <w:t>developer</w:t>
+            </w:r>
+            <w:proofErr w:type="spellEnd"/>
+          </w:p>
+          <w:p>
+            <w:pPr>
+              <w:rPr>
+                <w:rStyle w:val="Zwaar"/>
+                <w:b w:val="0"/>
+                <w:bCs w:val="0"/>
+                <w:color w:val="auto"/>
+                <w:sz w:val="24"/>
+                <w:szCs w:val="20"/>
+                <w:lang w:val="nl-BE" w:bidi="nl-NL"/>
               </w:rPr>
             </w:pPr>
           </w:p>
@@ -2009,7 +2306,7 @@
               <w:rPr>
                 <w:sz w:val="24"/>
               </w:rPr>
-              <w:t>Vakantieperiode 2020</w:t>
+              <w:t>Vakantieperiode 2021</w:t>
             </w:r>
           </w:p>
           <w:p>
@@ -2031,7 +2328,25 @@
                 <w:szCs w:val="20"/>
                 <w:lang w:val="nl-BE"/>
               </w:rPr>
-              <w:t>Soudal</w:t>
+              <w:t>Avery</w:t>
+            </w:r>
+            <w:proofErr w:type="spellEnd"/>
+            <w:r>
+              <w:rPr>
+                <w:sz w:val="24"/>
+                <w:szCs w:val="20"/>
+                <w:lang w:val="nl-BE"/>
+              </w:rPr>
+              <w:t xml:space="preserve"> </w:t>
+            </w:r>
+            <w:proofErr w:type="spellStart"/>
+            <w:r>
+              <w:rPr>
+                <w:sz w:val="24"/>
+                <w:szCs w:val="20"/>
+                <w:lang w:val="nl-BE"/>
+              </w:rPr>
+              <w:t>Dennison</w:t>
             </w:r>
             <w:proofErr w:type="spellEnd"/>
             <w:r>
@@ -2098,10 +2413,11 @@
                 <w:szCs w:val="20"/>
                 <w:lang w:val="nl-BE" w:bidi="nl-NL"/>
               </w:rPr>
-              <w:t xml:space="preserve"> bandwerk en </w:t>
-            </w:r>
-            <w:proofErr w:type="spellStart"/>
-            <w:r>
+              <w:t xml:space="preserve"> magazijnbeheer en administratie</w:t>
+            </w:r>
+          </w:p>
+          <w:p>
+            <w:pPr>
               <w:rPr>
                 <w:rStyle w:val="Zwaar"/>
                 <w:b w:val="0"/>
@@ -2111,9 +2427,44 @@
                 <w:szCs w:val="20"/>
                 <w:lang w:val="nl-BE" w:bidi="nl-NL"/>
               </w:rPr>
-              <w:t>transpallee</w:t>
-            </w:r>
-            <w:r>
+            </w:pPr>
+          </w:p>
+          <w:p>
+            <w:pPr>
+              <w:pStyle w:val="Datums"/>
+              <w:rPr>
+                <w:sz w:val="24"/>
+              </w:rPr>
+            </w:pPr>
+            <w:r>
+              <w:rPr>
+                <w:sz w:val="24"/>
+              </w:rPr>
+              <w:t xml:space="preserve">(Eerste werkervaring) </w:t>
+            </w:r>
+            <w:r>
+              <w:rPr>
+                <w:sz w:val="24"/>
+              </w:rPr>
+              <w:t xml:space="preserve">14 September 2021 </w:t>
+            </w:r>
+            <w:proofErr w:type="gramStart"/>
+            <w:r>
+              <w:rPr>
+                <w:sz w:val="24"/>
+              </w:rPr>
+              <w:t>–  1</w:t>
+            </w:r>
+            <w:proofErr w:type="gramEnd"/>
+            <w:r>
+              <w:rPr>
+                <w:sz w:val="24"/>
+              </w:rPr>
+              <w:t xml:space="preserve"> April 2022</w:t>
+            </w:r>
+          </w:p>
+          <w:p>
+            <w:pPr>
               <w:rPr>
                 <w:rStyle w:val="Zwaar"/>
                 <w:b w:val="0"/>
@@ -2123,48 +2474,6 @@
                 <w:szCs w:val="20"/>
                 <w:lang w:val="nl-BE" w:bidi="nl-NL"/>
               </w:rPr>
-              <w:t>t</w:t>
-            </w:r>
-            <w:proofErr w:type="spellEnd"/>
-          </w:p>
-          <w:p>
-            <w:pPr>
-              <w:rPr>
-                <w:rStyle w:val="Zwaar"/>
-                <w:b w:val="0"/>
-                <w:bCs w:val="0"/>
-                <w:color w:val="auto"/>
-                <w:sz w:val="24"/>
-                <w:szCs w:val="20"/>
-                <w:lang w:val="nl-BE" w:bidi="nl-NL"/>
-              </w:rPr>
-            </w:pPr>
-          </w:p>
-          <w:p>
-            <w:pPr>
-              <w:pStyle w:val="Datums"/>
-              <w:rPr>
-                <w:sz w:val="24"/>
-              </w:rPr>
-            </w:pPr>
-            <w:r>
-              <w:rPr>
-                <w:sz w:val="24"/>
-              </w:rPr>
-              <w:t>(Stage) Maart 2021 – Juni 2021</w:t>
-            </w:r>
-          </w:p>
-          <w:p>
-            <w:pPr>
-              <w:rPr>
-                <w:rStyle w:val="Zwaar"/>
-                <w:b w:val="0"/>
-                <w:bCs w:val="0"/>
-                <w:color w:val="auto"/>
-                <w:sz w:val="24"/>
-                <w:szCs w:val="20"/>
-                <w:lang w:val="nl-BE" w:bidi="nl-NL"/>
-              </w:rPr>
             </w:pPr>
             <w:r>
               <w:rPr>
@@ -2172,15 +2481,16 @@
                 <w:szCs w:val="20"/>
                 <w:lang w:val="nl-BE"/>
               </w:rPr>
-              <w:t xml:space="preserve">Stage Multimedium </w:t>
-            </w:r>
+              <w:t xml:space="preserve">TSG Belgium </w:t>
+            </w:r>
+            <w:proofErr w:type="gramStart"/>
             <w:r>
               <w:rPr>
                 <w:sz w:val="24"/>
                 <w:szCs w:val="20"/>
                 <w:lang w:val="nl-BE"/>
               </w:rPr>
-              <w:t xml:space="preserve"> </w:t>
+              <w:t xml:space="preserve">nv  </w:t>
             </w:r>
             <w:r>
               <w:rPr>
@@ -2190,7 +2500,18 @@
                 <w:szCs w:val="20"/>
                 <w:lang w:val="nl-BE" w:bidi="nl-NL"/>
               </w:rPr>
-              <w:t xml:space="preserve">• </w:t>
+              <w:t>•</w:t>
+            </w:r>
+            <w:proofErr w:type="gramEnd"/>
+            <w:r>
+              <w:rPr>
+                <w:rStyle w:val="Zwaar"/>
+                <w:color w:val="002060"/>
+                <w:sz w:val="24"/>
+                <w:szCs w:val="20"/>
+                <w:lang w:val="nl-BE" w:bidi="nl-NL"/>
+              </w:rPr>
+              <w:t xml:space="preserve"> </w:t>
             </w:r>
             <w:proofErr w:type="spellStart"/>
             <w:r>
@@ -2203,7 +2524,7 @@
                 <w:szCs w:val="20"/>
                 <w:lang w:val="nl-BE" w:bidi="nl-NL"/>
               </w:rPr>
-              <w:t>Minderhoutsestraat</w:t>
+              <w:t>Treskesdijk</w:t>
             </w:r>
             <w:proofErr w:type="spellEnd"/>
             <w:r>
@@ -2216,7 +2537,7 @@
                 <w:szCs w:val="20"/>
                 <w:lang w:val="nl-BE" w:bidi="nl-NL"/>
               </w:rPr>
-              <w:t xml:space="preserve"> Hoogstraten</w:t>
+              <w:t xml:space="preserve"> 7 Turnhout</w:t>
             </w:r>
             <w:r>
               <w:rPr>
@@ -2254,6 +2575,42 @@
               </w:rPr>
               <w:t xml:space="preserve"> </w:t>
             </w:r>
+            <w:r>
+              <w:rPr>
+                <w:rStyle w:val="Zwaar"/>
+                <w:b w:val="0"/>
+                <w:bCs w:val="0"/>
+                <w:color w:val="auto"/>
+                <w:sz w:val="24"/>
+                <w:szCs w:val="20"/>
+                <w:lang w:val="nl-BE" w:bidi="nl-NL"/>
+              </w:rPr>
+              <w:t>.</w:t>
+            </w:r>
+            <w:r>
+              <w:rPr>
+                <w:rStyle w:val="Zwaar"/>
+                <w:b w:val="0"/>
+                <w:bCs w:val="0"/>
+                <w:color w:val="auto"/>
+                <w:sz w:val="24"/>
+                <w:szCs w:val="20"/>
+                <w:lang w:val="nl-BE" w:bidi="nl-NL"/>
+              </w:rPr>
+              <w:t>NET</w:t>
+            </w:r>
+            <w:r>
+              <w:rPr>
+                <w:rStyle w:val="Zwaar"/>
+                <w:b w:val="0"/>
+                <w:bCs w:val="0"/>
+                <w:color w:val="auto"/>
+                <w:sz w:val="24"/>
+                <w:szCs w:val="20"/>
+                <w:lang w:val="nl-BE" w:bidi="nl-NL"/>
+              </w:rPr>
+              <w:t xml:space="preserve"> </w:t>
+            </w:r>
             <w:proofErr w:type="spellStart"/>
             <w:r>
               <w:rPr>
@@ -2265,10 +2622,12 @@
                 <w:szCs w:val="20"/>
                 <w:lang w:val="nl-BE" w:bidi="nl-NL"/>
               </w:rPr>
-              <w:t>php</w:t>
+              <w:t>developer</w:t>
             </w:r>
             <w:proofErr w:type="spellEnd"/>
-            <w:r>
+          </w:p>
+          <w:p>
+            <w:pPr>
               <w:rPr>
                 <w:rStyle w:val="Zwaar"/>
                 <w:b w:val="0"/>
@@ -2278,10 +2637,42 @@
                 <w:szCs w:val="20"/>
                 <w:lang w:val="nl-BE" w:bidi="nl-NL"/>
               </w:rPr>
-              <w:t xml:space="preserve"> </w:t>
-            </w:r>
-            <w:proofErr w:type="spellStart"/>
-            <w:r>
+            </w:pPr>
+          </w:p>
+          <w:p>
+            <w:pPr>
+              <w:pStyle w:val="Datums"/>
+              <w:rPr>
+                <w:sz w:val="24"/>
+                <w:lang w:val="nl-BE"/>
+              </w:rPr>
+            </w:pPr>
+            <w:r>
+              <w:rPr>
+                <w:sz w:val="24"/>
+                <w:lang w:val="nl-BE"/>
+              </w:rPr>
+              <w:t xml:space="preserve">2 April 2022 </w:t>
+            </w:r>
+            <w:proofErr w:type="gramStart"/>
+            <w:r>
+              <w:rPr>
+                <w:sz w:val="24"/>
+                <w:lang w:val="nl-BE"/>
+              </w:rPr>
+              <w:t>–  15</w:t>
+            </w:r>
+            <w:proofErr w:type="gramEnd"/>
+            <w:r>
+              <w:rPr>
+                <w:sz w:val="24"/>
+                <w:lang w:val="nl-BE"/>
+              </w:rPr>
+              <w:t xml:space="preserve"> Mei 2022</w:t>
+            </w:r>
+          </w:p>
+          <w:p>
+            <w:pPr>
               <w:rPr>
                 <w:rStyle w:val="Zwaar"/>
                 <w:b w:val="0"/>
@@ -2291,84 +2682,13 @@
                 <w:szCs w:val="20"/>
                 <w:lang w:val="nl-BE" w:bidi="nl-NL"/>
               </w:rPr>
-              <w:t>developer</w:t>
-            </w:r>
-            <w:proofErr w:type="spellEnd"/>
-          </w:p>
-          <w:p>
-            <w:pPr>
-              <w:rPr>
-                <w:rStyle w:val="Zwaar"/>
-                <w:b w:val="0"/>
-                <w:bCs w:val="0"/>
-                <w:color w:val="auto"/>
-                <w:sz w:val="24"/>
-                <w:szCs w:val="20"/>
-                <w:lang w:val="nl-BE" w:bidi="nl-NL"/>
-              </w:rPr>
-            </w:pPr>
-          </w:p>
-          <w:p>
-            <w:pPr>
-              <w:pStyle w:val="Datums"/>
-              <w:rPr>
-                <w:sz w:val="24"/>
-              </w:rPr>
-            </w:pPr>
-            <w:r>
-              <w:rPr>
-                <w:sz w:val="24"/>
-              </w:rPr>
-              <w:t>Vakantieperiode 2021</w:t>
-            </w:r>
-          </w:p>
-          <w:p>
-            <w:pPr>
-              <w:rPr>
-                <w:rStyle w:val="Zwaar"/>
-                <w:b w:val="0"/>
-                <w:bCs w:val="0"/>
-                <w:color w:val="auto"/>
-                <w:sz w:val="24"/>
-                <w:szCs w:val="20"/>
-                <w:lang w:val="nl-BE" w:bidi="nl-NL"/>
-              </w:rPr>
-            </w:pPr>
-            <w:proofErr w:type="spellStart"/>
-            <w:r>
-              <w:rPr>
-                <w:sz w:val="24"/>
-                <w:szCs w:val="20"/>
-                <w:lang w:val="nl-BE"/>
-              </w:rPr>
-              <w:t>Avery</w:t>
-            </w:r>
-            <w:proofErr w:type="spellEnd"/>
-            <w:r>
-              <w:rPr>
-                <w:sz w:val="24"/>
-                <w:szCs w:val="20"/>
-                <w:lang w:val="nl-BE"/>
-              </w:rPr>
-              <w:t xml:space="preserve"> </w:t>
-            </w:r>
-            <w:proofErr w:type="spellStart"/>
-            <w:r>
-              <w:rPr>
-                <w:sz w:val="24"/>
-                <w:szCs w:val="20"/>
-                <w:lang w:val="nl-BE"/>
-              </w:rPr>
-              <w:t>Dennison</w:t>
-            </w:r>
-            <w:proofErr w:type="spellEnd"/>
-            <w:r>
-              <w:rPr>
-                <w:sz w:val="24"/>
-                <w:szCs w:val="20"/>
-                <w:lang w:val="nl-BE"/>
-              </w:rPr>
-              <w:t xml:space="preserve"> </w:t>
+            </w:pPr>
+            <w:r>
+              <w:rPr>
+                <w:sz w:val="24"/>
+                <w:szCs w:val="20"/>
+              </w:rPr>
+              <w:t xml:space="preserve">Ondernemingen Jansen NV </w:t>
             </w:r>
             <w:r>
               <w:rPr>
@@ -2376,7 +2696,7 @@
                 <w:color w:val="002060"/>
                 <w:sz w:val="24"/>
                 <w:szCs w:val="20"/>
-                <w:lang w:val="nl-BE" w:bidi="nl-NL"/>
+                <w:lang w:bidi="nl-NL"/>
               </w:rPr>
               <w:t xml:space="preserve">• </w:t>
             </w:r>
@@ -2388,9 +2708,9 @@
                 <w:color w:val="auto"/>
                 <w:sz w:val="24"/>
                 <w:szCs w:val="20"/>
-                <w:lang w:val="nl-BE" w:bidi="nl-NL"/>
-              </w:rPr>
-              <w:t>Industrie Turnhout</w:t>
+                <w:lang w:bidi="nl-NL"/>
+              </w:rPr>
+              <w:t>Steenweg op Weelde Merksplas</w:t>
             </w:r>
             <w:r>
               <w:rPr>
@@ -2400,7 +2720,7 @@
                 <w:color w:val="auto"/>
                 <w:sz w:val="24"/>
                 <w:szCs w:val="20"/>
-                <w:lang w:val="nl-BE" w:bidi="nl-NL"/>
+                <w:lang w:bidi="nl-NL"/>
               </w:rPr>
               <w:br/>
             </w:r>
@@ -2426,11 +2746,10 @@
                 <w:szCs w:val="20"/>
                 <w:lang w:val="nl-BE" w:bidi="nl-NL"/>
               </w:rPr>
-              <w:t xml:space="preserve"> magazijnbeheer en administratie</w:t>
-            </w:r>
-          </w:p>
-          <w:p>
-            <w:pPr>
+              <w:t xml:space="preserve"> </w:t>
+            </w:r>
+            <w:proofErr w:type="spellStart"/>
+            <w:r>
               <w:rPr>
                 <w:rStyle w:val="Zwaar"/>
                 <w:b w:val="0"/>
@@ -2440,6 +2759,39 @@
                 <w:szCs w:val="20"/>
                 <w:lang w:val="nl-BE" w:bidi="nl-NL"/>
               </w:rPr>
+              <w:t>AutoCad</w:t>
+            </w:r>
+            <w:proofErr w:type="spellEnd"/>
+            <w:r>
+              <w:rPr>
+                <w:rStyle w:val="Zwaar"/>
+                <w:b w:val="0"/>
+                <w:bCs w:val="0"/>
+                <w:color w:val="auto"/>
+                <w:sz w:val="24"/>
+                <w:szCs w:val="20"/>
+                <w:lang w:val="nl-BE" w:bidi="nl-NL"/>
+              </w:rPr>
+              <w:t xml:space="preserve"> plannen optekenen, </w:t>
+            </w:r>
+            <w:r>
+              <w:rPr>
+                <w:rStyle w:val="Zwaar"/>
+                <w:b w:val="0"/>
+                <w:bCs w:val="0"/>
+                <w:color w:val="auto"/>
+                <w:sz w:val="24"/>
+                <w:szCs w:val="20"/>
+              </w:rPr>
+              <w:t>bureauwerk media</w:t>
+            </w:r>
+          </w:p>
+          <w:p>
+            <w:pPr>
+              <w:rPr>
+                <w:rStyle w:val="Zwaar"/>
+                <w:lang w:val="nl-BE" w:bidi="nl-NL"/>
+              </w:rPr>
             </w:pPr>
           </w:p>
           <w:p>
@@ -2453,13 +2805,21 @@
               <w:rPr>
                 <w:sz w:val="24"/>
               </w:rPr>
-              <w:t xml:space="preserve">(Eerste werkervaring) </w:t>
-            </w:r>
-            <w:r>
-              <w:rPr>
-                <w:sz w:val="24"/>
-              </w:rPr>
-              <w:t>14 September 2021 –  1 April 2022</w:t>
+              <w:t xml:space="preserve">16 Mei 2022 </w:t>
+            </w:r>
+            <w:proofErr w:type="gramStart"/>
+            <w:r>
+              <w:rPr>
+                <w:sz w:val="24"/>
+              </w:rPr>
+              <w:t>–  23</w:t>
+            </w:r>
+            <w:proofErr w:type="gramEnd"/>
+            <w:r>
+              <w:rPr>
+                <w:sz w:val="24"/>
+              </w:rPr>
+              <w:t xml:space="preserve"> Juli 2023</w:t>
             </w:r>
           </w:p>
           <w:p>
@@ -2474,13 +2834,40 @@
                 <w:lang w:val="nl-BE" w:bidi="nl-NL"/>
               </w:rPr>
             </w:pPr>
+            <w:proofErr w:type="spellStart"/>
             <w:r>
               <w:rPr>
                 <w:sz w:val="24"/>
                 <w:szCs w:val="20"/>
                 <w:lang w:val="nl-BE"/>
               </w:rPr>
-              <w:t xml:space="preserve">TSG Belgium nv  </w:t>
+              <w:t>Netropolix</w:t>
+            </w:r>
+            <w:proofErr w:type="spellEnd"/>
+            <w:r>
+              <w:rPr>
+                <w:sz w:val="24"/>
+                <w:szCs w:val="20"/>
+                <w:lang w:val="nl-BE"/>
+              </w:rPr>
+              <w:t xml:space="preserve"> </w:t>
+            </w:r>
+            <w:proofErr w:type="gramStart"/>
+            <w:r>
+              <w:rPr>
+                <w:sz w:val="24"/>
+                <w:szCs w:val="20"/>
+                <w:lang w:val="nl-BE"/>
+              </w:rPr>
+              <w:t>NV</w:t>
+            </w:r>
+            <w:r>
+              <w:rPr>
+                <w:sz w:val="24"/>
+                <w:szCs w:val="20"/>
+                <w:lang w:val="nl-BE"/>
+              </w:rPr>
+              <w:t xml:space="preserve">  </w:t>
             </w:r>
             <w:r>
               <w:rPr>
@@ -2490,7 +2877,18 @@
                 <w:szCs w:val="20"/>
                 <w:lang w:val="nl-BE" w:bidi="nl-NL"/>
               </w:rPr>
-              <w:t xml:space="preserve">• </w:t>
+              <w:t>•</w:t>
+            </w:r>
+            <w:proofErr w:type="gramEnd"/>
+            <w:r>
+              <w:rPr>
+                <w:rStyle w:val="Zwaar"/>
+                <w:color w:val="002060"/>
+                <w:sz w:val="24"/>
+                <w:szCs w:val="20"/>
+                <w:lang w:val="nl-BE" w:bidi="nl-NL"/>
+              </w:rPr>
+              <w:t xml:space="preserve"> </w:t>
             </w:r>
             <w:proofErr w:type="spellStart"/>
             <w:r>
@@ -2503,7 +2901,7 @@
                 <w:szCs w:val="20"/>
                 <w:lang w:val="nl-BE" w:bidi="nl-NL"/>
               </w:rPr>
-              <w:t>Treskesdijk</w:t>
+              <w:t>Kleinhoefstraat</w:t>
             </w:r>
             <w:proofErr w:type="spellEnd"/>
             <w:r>
@@ -2516,9 +2914,11 @@
                 <w:szCs w:val="20"/>
                 <w:lang w:val="nl-BE" w:bidi="nl-NL"/>
               </w:rPr>
-              <w:t xml:space="preserve"> 7 Turnhout</w:t>
-            </w:r>
-            <w:r>
+              <w:t xml:space="preserve"> 11 Geel </w:t>
+            </w:r>
+          </w:p>
+          <w:p>
+            <w:pPr>
               <w:rPr>
                 <w:rStyle w:val="Zwaar"/>
                 <w:b w:val="0"/>
@@ -2528,8 +2928,7 @@
                 <w:szCs w:val="20"/>
                 <w:lang w:val="nl-BE" w:bidi="nl-NL"/>
               </w:rPr>
-              <w:br/>
-            </w:r>
+            </w:pPr>
             <w:r>
               <w:rPr>
                 <w:rStyle w:val="Zwaar"/>
@@ -2564,8 +2963,9 @@
                 <w:szCs w:val="20"/>
                 <w:lang w:val="nl-BE" w:bidi="nl-NL"/>
               </w:rPr>
-              <w:t>.</w:t>
-            </w:r>
+              <w:t xml:space="preserve">software </w:t>
+            </w:r>
+            <w:proofErr w:type="spellStart"/>
             <w:r>
               <w:rPr>
                 <w:rStyle w:val="Zwaar"/>
@@ -2576,8 +2976,9 @@
                 <w:szCs w:val="20"/>
                 <w:lang w:val="nl-BE" w:bidi="nl-NL"/>
               </w:rPr>
-              <w:t>NET</w:t>
-            </w:r>
+              <w:t>developer</w:t>
+            </w:r>
+            <w:proofErr w:type="spellEnd"/>
             <w:r>
               <w:rPr>
                 <w:rStyle w:val="Zwaar"/>
@@ -2588,7 +2989,7 @@
                 <w:szCs w:val="20"/>
                 <w:lang w:val="nl-BE" w:bidi="nl-NL"/>
               </w:rPr>
-              <w:t xml:space="preserve"> </w:t>
+              <w:t xml:space="preserve"> .NET, </w:t>
             </w:r>
             <w:proofErr w:type="spellStart"/>
             <w:r>
@@ -2601,7 +3002,7 @@
                 <w:szCs w:val="20"/>
                 <w:lang w:val="nl-BE" w:bidi="nl-NL"/>
               </w:rPr>
-              <w:t>developer</w:t>
+              <w:t>vuejs</w:t>
             </w:r>
             <w:proofErr w:type="spellEnd"/>
           </w:p>
@@ -2623,15 +3024,27 @@
               <w:pStyle w:val="Datums"/>
               <w:rPr>
                 <w:sz w:val="24"/>
-                <w:lang w:val="nl-BE"/>
-              </w:rPr>
-            </w:pPr>
-            <w:r>
-              <w:rPr>
-                <w:sz w:val="24"/>
-                <w:lang w:val="nl-BE"/>
-              </w:rPr>
-              <w:t>2 April 2022 –  15 Mei 2022</w:t>
+              </w:rPr>
+            </w:pPr>
+            <w:r>
+              <w:rPr>
+                <w:sz w:val="24"/>
+              </w:rPr>
+              <w:t xml:space="preserve">12 Oktober 2023 </w:t>
+            </w:r>
+            <w:proofErr w:type="gramStart"/>
+            <w:r>
+              <w:rPr>
+                <w:sz w:val="24"/>
+              </w:rPr>
+              <w:t>–  23</w:t>
+            </w:r>
+            <w:proofErr w:type="gramEnd"/>
+            <w:r>
+              <w:rPr>
+                <w:sz w:val="24"/>
+              </w:rPr>
+              <w:t xml:space="preserve"> Mei 2025</w:t>
             </w:r>
           </w:p>
           <w:p>
@@ -2643,15 +3056,27 @@
                 <w:color w:val="auto"/>
                 <w:sz w:val="24"/>
                 <w:szCs w:val="20"/>
-                <w:lang w:val="nl-BE" w:bidi="nl-NL"/>
-              </w:rPr>
-            </w:pPr>
-            <w:r>
-              <w:rPr>
-                <w:sz w:val="24"/>
-                <w:szCs w:val="20"/>
-              </w:rPr>
-              <w:t xml:space="preserve">Ondernemingen Jansen NV </w:t>
+                <w:lang w:val="en-US" w:bidi="nl-NL"/>
+              </w:rPr>
+            </w:pPr>
+            <w:proofErr w:type="spellStart"/>
+            <w:proofErr w:type="gramStart"/>
+            <w:r>
+              <w:rPr>
+                <w:sz w:val="24"/>
+                <w:szCs w:val="20"/>
+                <w:lang w:val="en-US"/>
+              </w:rPr>
+              <w:t>SoftAdvice</w:t>
+            </w:r>
+            <w:proofErr w:type="spellEnd"/>
+            <w:r>
+              <w:rPr>
+                <w:sz w:val="24"/>
+                <w:szCs w:val="20"/>
+                <w:lang w:val="en-US"/>
+              </w:rPr>
+              <w:t xml:space="preserve">  </w:t>
             </w:r>
             <w:r>
               <w:rPr>
@@ -2659,358 +3084,20 @@
                 <w:color w:val="002060"/>
                 <w:sz w:val="24"/>
                 <w:szCs w:val="20"/>
-                <w:lang w:bidi="nl-NL"/>
-              </w:rPr>
-              <w:t xml:space="preserve">• </w:t>
-            </w:r>
-            <w:r>
-              <w:rPr>
-                <w:rStyle w:val="Zwaar"/>
-                <w:b w:val="0"/>
-                <w:bCs w:val="0"/>
-                <w:color w:val="auto"/>
-                <w:sz w:val="24"/>
-                <w:szCs w:val="20"/>
-                <w:lang w:bidi="nl-NL"/>
-              </w:rPr>
-              <w:t>Steenweg op Weelde Merksplas</w:t>
-            </w:r>
-            <w:r>
-              <w:rPr>
-                <w:rStyle w:val="Zwaar"/>
-                <w:b w:val="0"/>
-                <w:bCs w:val="0"/>
-                <w:color w:val="auto"/>
-                <w:sz w:val="24"/>
-                <w:szCs w:val="20"/>
-                <w:lang w:bidi="nl-NL"/>
-              </w:rPr>
-              <w:br/>
-            </w:r>
-            <w:r>
-              <w:rPr>
-                <w:rStyle w:val="Zwaar"/>
-                <w:b w:val="0"/>
-                <w:bCs w:val="0"/>
-                <w:color w:val="002060"/>
-                <w:sz w:val="24"/>
-                <w:szCs w:val="20"/>
-                <w:lang w:val="nl-BE" w:bidi="nl-NL"/>
-              </w:rPr>
-              <w:t>-</w:t>
-            </w:r>
-            <w:r>
-              <w:rPr>
-                <w:rStyle w:val="Zwaar"/>
-                <w:b w:val="0"/>
-                <w:bCs w:val="0"/>
-                <w:color w:val="auto"/>
-                <w:sz w:val="24"/>
-                <w:szCs w:val="20"/>
-                <w:lang w:val="nl-BE" w:bidi="nl-NL"/>
-              </w:rPr>
-              <w:t xml:space="preserve"> </w:t>
-            </w:r>
-            <w:proofErr w:type="spellStart"/>
-            <w:r>
-              <w:rPr>
-                <w:rStyle w:val="Zwaar"/>
-                <w:b w:val="0"/>
-                <w:bCs w:val="0"/>
-                <w:color w:val="auto"/>
-                <w:sz w:val="24"/>
-                <w:szCs w:val="20"/>
-                <w:lang w:val="nl-BE" w:bidi="nl-NL"/>
-              </w:rPr>
-              <w:t>AutoCad</w:t>
-            </w:r>
-            <w:proofErr w:type="spellEnd"/>
-            <w:r>
-              <w:rPr>
-                <w:rStyle w:val="Zwaar"/>
-                <w:b w:val="0"/>
-                <w:bCs w:val="0"/>
-                <w:color w:val="auto"/>
-                <w:sz w:val="24"/>
-                <w:szCs w:val="20"/>
-                <w:lang w:val="nl-BE" w:bidi="nl-NL"/>
-              </w:rPr>
-              <w:t xml:space="preserve"> plannen optekenen, </w:t>
-            </w:r>
-            <w:r>
-              <w:rPr>
-                <w:rStyle w:val="Zwaar"/>
-                <w:b w:val="0"/>
-                <w:bCs w:val="0"/>
-                <w:color w:val="auto"/>
-                <w:sz w:val="24"/>
-                <w:szCs w:val="20"/>
-              </w:rPr>
-              <w:t>bureauwerk media</w:t>
-            </w:r>
-          </w:p>
-          <w:p>
-            <w:pPr>
-              <w:rPr>
-                <w:rStyle w:val="Zwaar"/>
-                <w:lang w:val="nl-BE" w:bidi="nl-NL"/>
-              </w:rPr>
-            </w:pPr>
-          </w:p>
-          <w:p>
-            <w:pPr>
-              <w:pStyle w:val="Datums"/>
-              <w:rPr>
-                <w:sz w:val="24"/>
-              </w:rPr>
-            </w:pPr>
-            <w:r>
-              <w:rPr>
-                <w:sz w:val="24"/>
-              </w:rPr>
-              <w:t>16 Mei 2022 –  23 Juli 2023</w:t>
-            </w:r>
-          </w:p>
-          <w:p>
-            <w:pPr>
-              <w:rPr>
-                <w:rStyle w:val="Zwaar"/>
-                <w:b w:val="0"/>
-                <w:bCs w:val="0"/>
-                <w:color w:val="auto"/>
-                <w:sz w:val="24"/>
-                <w:szCs w:val="20"/>
-                <w:lang w:val="nl-BE" w:bidi="nl-NL"/>
-              </w:rPr>
-            </w:pPr>
-            <w:proofErr w:type="spellStart"/>
-            <w:r>
-              <w:rPr>
-                <w:sz w:val="24"/>
-                <w:szCs w:val="20"/>
-                <w:lang w:val="nl-BE"/>
-              </w:rPr>
-              <w:t>Netropolix</w:t>
-            </w:r>
-            <w:proofErr w:type="spellEnd"/>
-            <w:r>
-              <w:rPr>
-                <w:sz w:val="24"/>
-                <w:szCs w:val="20"/>
-                <w:lang w:val="nl-BE"/>
-              </w:rPr>
-              <w:t xml:space="preserve"> NV</w:t>
-            </w:r>
-            <w:r>
-              <w:rPr>
-                <w:sz w:val="24"/>
-                <w:szCs w:val="20"/>
-                <w:lang w:val="nl-BE"/>
-              </w:rPr>
-              <w:t xml:space="preserve">  </w:t>
-            </w:r>
+                <w:lang w:val="en-US" w:bidi="nl-NL"/>
+              </w:rPr>
+              <w:t>•</w:t>
+            </w:r>
+            <w:proofErr w:type="gramEnd"/>
             <w:r>
               <w:rPr>
                 <w:rStyle w:val="Zwaar"/>
                 <w:color w:val="002060"/>
                 <w:sz w:val="24"/>
                 <w:szCs w:val="20"/>
-                <w:lang w:val="nl-BE" w:bidi="nl-NL"/>
-              </w:rPr>
-              <w:t>•</w:t>
-            </w:r>
-            <w:r>
-              <w:rPr>
-                <w:rStyle w:val="Zwaar"/>
-                <w:color w:val="002060"/>
-                <w:sz w:val="24"/>
-                <w:szCs w:val="20"/>
-                <w:lang w:val="nl-BE" w:bidi="nl-NL"/>
+                <w:lang w:val="en-US" w:bidi="nl-NL"/>
               </w:rPr>
               <w:t xml:space="preserve"> </w:t>
-            </w:r>
-            <w:proofErr w:type="spellStart"/>
-            <w:r>
-              <w:rPr>
-                <w:rStyle w:val="Zwaar"/>
-                <w:b w:val="0"/>
-                <w:bCs w:val="0"/>
-                <w:color w:val="auto"/>
-                <w:sz w:val="24"/>
-                <w:szCs w:val="20"/>
-                <w:lang w:val="nl-BE" w:bidi="nl-NL"/>
-              </w:rPr>
-              <w:t>Kleinhoefstraat</w:t>
-            </w:r>
-            <w:proofErr w:type="spellEnd"/>
-            <w:r>
-              <w:rPr>
-                <w:rStyle w:val="Zwaar"/>
-                <w:b w:val="0"/>
-                <w:bCs w:val="0"/>
-                <w:color w:val="auto"/>
-                <w:sz w:val="24"/>
-                <w:szCs w:val="20"/>
-                <w:lang w:val="nl-BE" w:bidi="nl-NL"/>
-              </w:rPr>
-              <w:t xml:space="preserve"> 11 Geel </w:t>
-            </w:r>
-          </w:p>
-          <w:p>
-            <w:pPr>
-              <w:rPr>
-                <w:rStyle w:val="Zwaar"/>
-                <w:b w:val="0"/>
-                <w:bCs w:val="0"/>
-                <w:color w:val="auto"/>
-                <w:sz w:val="24"/>
-                <w:szCs w:val="20"/>
-                <w:lang w:val="nl-BE" w:bidi="nl-NL"/>
-              </w:rPr>
-            </w:pPr>
-            <w:r>
-              <w:rPr>
-                <w:rStyle w:val="Zwaar"/>
-                <w:b w:val="0"/>
-                <w:bCs w:val="0"/>
-                <w:color w:val="002060"/>
-                <w:sz w:val="24"/>
-                <w:szCs w:val="20"/>
-                <w:lang w:val="nl-BE" w:bidi="nl-NL"/>
-              </w:rPr>
-              <w:t>-</w:t>
-            </w:r>
-            <w:r>
-              <w:rPr>
-                <w:rStyle w:val="Zwaar"/>
-                <w:b w:val="0"/>
-                <w:bCs w:val="0"/>
-                <w:color w:val="auto"/>
-                <w:sz w:val="24"/>
-                <w:szCs w:val="20"/>
-                <w:lang w:val="nl-BE" w:bidi="nl-NL"/>
-              </w:rPr>
-              <w:t xml:space="preserve"> </w:t>
-            </w:r>
-            <w:r>
-              <w:rPr>
-                <w:rStyle w:val="Zwaar"/>
-                <w:b w:val="0"/>
-                <w:bCs w:val="0"/>
-                <w:color w:val="auto"/>
-                <w:sz w:val="24"/>
-                <w:szCs w:val="20"/>
-                <w:lang w:val="nl-BE" w:bidi="nl-NL"/>
-              </w:rPr>
-              <w:t xml:space="preserve">software </w:t>
-            </w:r>
-            <w:proofErr w:type="spellStart"/>
-            <w:r>
-              <w:rPr>
-                <w:rStyle w:val="Zwaar"/>
-                <w:b w:val="0"/>
-                <w:bCs w:val="0"/>
-                <w:color w:val="auto"/>
-                <w:sz w:val="24"/>
-                <w:szCs w:val="20"/>
-                <w:lang w:val="nl-BE" w:bidi="nl-NL"/>
-              </w:rPr>
-              <w:t>developer</w:t>
-            </w:r>
-            <w:proofErr w:type="spellEnd"/>
-            <w:r>
-              <w:rPr>
-                <w:rStyle w:val="Zwaar"/>
-                <w:b w:val="0"/>
-                <w:bCs w:val="0"/>
-                <w:color w:val="auto"/>
-                <w:sz w:val="24"/>
-                <w:szCs w:val="20"/>
-                <w:lang w:val="nl-BE" w:bidi="nl-NL"/>
-              </w:rPr>
-              <w:t xml:space="preserve"> .NET, </w:t>
-            </w:r>
-            <w:proofErr w:type="spellStart"/>
-            <w:r>
-              <w:rPr>
-                <w:rStyle w:val="Zwaar"/>
-                <w:b w:val="0"/>
-                <w:bCs w:val="0"/>
-                <w:color w:val="auto"/>
-                <w:sz w:val="24"/>
-                <w:szCs w:val="20"/>
-                <w:lang w:val="nl-BE" w:bidi="nl-NL"/>
-              </w:rPr>
-              <w:t>vuejs</w:t>
-            </w:r>
-            <w:proofErr w:type="spellEnd"/>
-          </w:p>
-          <w:p>
-            <w:pPr>
-              <w:rPr>
-                <w:rStyle w:val="Zwaar"/>
-                <w:b w:val="0"/>
-                <w:bCs w:val="0"/>
-                <w:color w:val="auto"/>
-                <w:sz w:val="24"/>
-                <w:szCs w:val="20"/>
-                <w:lang w:val="nl-BE" w:bidi="nl-NL"/>
-              </w:rPr>
-            </w:pPr>
-          </w:p>
-          <w:p>
-            <w:pPr>
-              <w:pStyle w:val="Datums"/>
-              <w:rPr>
-                <w:sz w:val="24"/>
-              </w:rPr>
-            </w:pPr>
-            <w:r>
-              <w:rPr>
-                <w:sz w:val="24"/>
-              </w:rPr>
-              <w:t>12 Oktober 2023 –  23 Mei 2025</w:t>
-            </w:r>
-          </w:p>
-          <w:p>
-            <w:pPr>
-              <w:rPr>
-                <w:rStyle w:val="Zwaar"/>
-                <w:b w:val="0"/>
-                <w:bCs w:val="0"/>
-                <w:color w:val="auto"/>
-                <w:sz w:val="24"/>
-                <w:szCs w:val="20"/>
-                <w:lang w:val="en-US" w:bidi="nl-NL"/>
-              </w:rPr>
-            </w:pPr>
-            <w:proofErr w:type="spellStart"/>
-            <w:r>
-              <w:rPr>
-                <w:sz w:val="24"/>
-                <w:szCs w:val="20"/>
-                <w:lang w:val="en-US"/>
-              </w:rPr>
-              <w:t>SoftAdvice</w:t>
-            </w:r>
-            <w:proofErr w:type="spellEnd"/>
-            <w:r>
-              <w:rPr>
-                <w:sz w:val="24"/>
-                <w:szCs w:val="20"/>
-                <w:lang w:val="en-US"/>
-              </w:rPr>
-              <w:t xml:space="preserve">  </w:t>
-            </w:r>
-            <w:r>
-              <w:rPr>
-                <w:rStyle w:val="Zwaar"/>
-                <w:color w:val="002060"/>
-                <w:sz w:val="24"/>
-                <w:szCs w:val="20"/>
-                <w:lang w:val="en-US" w:bidi="nl-NL"/>
-              </w:rPr>
-              <w:t xml:space="preserve">• </w:t>
             </w:r>
             <w:proofErr w:type="spellStart"/>
             <w:r>
@@ -3100,6 +3187,260 @@
         </w:tc>
       </w:tr>
     </w:tbl>
+    <w:p>
+      <w:pPr>
+        <w:pStyle w:val="Datums"/>
+        <w:rPr>
+          <w:b w:val="0"/>
+          <w:bCs/>
+          <w:sz w:val="24"/>
+          <w:lang w:val="nl-BE"/>
+        </w:rPr>
+      </w:pPr>
+      <w:r>
+        <w:rPr>
+          <w:lang w:val="en-US"/>
+        </w:rPr>
+        <w:tab/>
+      </w:r>
+      <w:r>
+        <w:rPr>
+          <w:lang w:val="en-US"/>
+        </w:rPr>
+        <w:tab/>
+      </w:r>
+      <w:r>
+        <w:rPr>
+          <w:lang w:val="en-US"/>
+        </w:rPr>
+        <w:tab/>
+      </w:r>
+      <w:r>
+        <w:rPr>
+          <w:lang w:val="en-US"/>
+        </w:rPr>
+        <w:tab/>
+      </w:r>
+      <w:r>
+        <w:rPr>
+          <w:lang w:val="en-US"/>
+        </w:rPr>
+        <w:tab/>
+      </w:r>
+      <w:r>
+        <w:rPr>
+          <w:sz w:val="24"/>
+          <w:lang w:val="nl-BE"/>
+        </w:rPr>
+        <w:t xml:space="preserve">1 Augustus 2025 </w:t>
+      </w:r>
+      <w:proofErr w:type="gramStart"/>
+      <w:r>
+        <w:rPr>
+          <w:sz w:val="24"/>
+          <w:lang w:val="nl-BE"/>
+        </w:rPr>
+        <w:t>–  30</w:t>
+      </w:r>
+      <w:proofErr w:type="gramEnd"/>
+      <w:r>
+        <w:rPr>
+          <w:sz w:val="24"/>
+          <w:lang w:val="nl-BE"/>
+        </w:rPr>
+        <w:t xml:space="preserve"> November 2025</w:t>
+      </w:r>
+      <w:r>
+        <w:rPr>
+          <w:sz w:val="24"/>
+          <w:lang w:val="nl-BE"/>
+        </w:rPr>
+        <w:br/>
+      </w:r>
+      <w:r>
+        <w:rPr>
+          <w:sz w:val="24"/>
+          <w:lang w:val="nl-BE"/>
+        </w:rPr>
+        <w:tab/>
+      </w:r>
+      <w:r>
+        <w:rPr>
+          <w:sz w:val="24"/>
+          <w:lang w:val="nl-BE"/>
+        </w:rPr>
+        <w:tab/>
+      </w:r>
+      <w:r>
+        <w:rPr>
+          <w:sz w:val="24"/>
+          <w:lang w:val="nl-BE"/>
+        </w:rPr>
+        <w:tab/>
+      </w:r>
+      <w:r>
+        <w:rPr>
+          <w:sz w:val="24"/>
+          <w:lang w:val="nl-BE"/>
+        </w:rPr>
+        <w:tab/>
+      </w:r>
+      <w:r>
+        <w:rPr>
+          <w:sz w:val="24"/>
+          <w:lang w:val="nl-BE"/>
+        </w:rPr>
+        <w:tab/>
+      </w:r>
+      <w:r>
+        <w:rPr>
+          <w:b w:val="0"/>
+          <w:bCs/>
+          <w:sz w:val="24"/>
+          <w:lang w:val="nl-BE"/>
+        </w:rPr>
+        <w:t>(via</w:t>
+      </w:r>
+      <w:r>
+        <w:rPr>
+          <w:b w:val="0"/>
+          <w:bCs/>
+          <w:sz w:val="24"/>
+          <w:lang w:val="nl-BE"/>
+        </w:rPr>
+        <w:t xml:space="preserve"> Adecco)</w:t>
+      </w:r>
+    </w:p>
+    <w:p>
+      <w:pPr>
+        <w:ind w:left="2880" w:firstLine="720"/>
+        <w:rPr>
+          <w:rStyle w:val="Zwaar"/>
+          <w:b w:val="0"/>
+          <w:bCs w:val="0"/>
+          <w:color w:val="auto"/>
+          <w:sz w:val="24"/>
+          <w:szCs w:val="20"/>
+          <w:lang w:val="nl-BE" w:bidi="nl-NL"/>
+        </w:rPr>
+      </w:pPr>
+      <w:proofErr w:type="spellStart"/>
+      <w:proofErr w:type="gramStart"/>
+      <w:r>
+        <w:rPr>
+          <w:sz w:val="24"/>
+          <w:szCs w:val="20"/>
+          <w:lang w:val="nl-BE"/>
+        </w:rPr>
+        <w:t>Soudal</w:t>
+      </w:r>
+      <w:proofErr w:type="spellEnd"/>
+      <w:r>
+        <w:rPr>
+          <w:sz w:val="24"/>
+          <w:szCs w:val="20"/>
+          <w:lang w:val="nl-BE"/>
+        </w:rPr>
+        <w:t xml:space="preserve">  </w:t>
+      </w:r>
+      <w:r>
+        <w:rPr>
+          <w:rStyle w:val="Zwaar"/>
+          <w:color w:val="002060"/>
+          <w:sz w:val="24"/>
+          <w:szCs w:val="20"/>
+          <w:lang w:val="nl-BE" w:bidi="nl-NL"/>
+        </w:rPr>
+        <w:t>•</w:t>
+      </w:r>
+      <w:proofErr w:type="gramEnd"/>
+      <w:r>
+        <w:rPr>
+          <w:rStyle w:val="Zwaar"/>
+          <w:color w:val="002060"/>
+          <w:sz w:val="24"/>
+          <w:szCs w:val="20"/>
+          <w:lang w:val="nl-BE" w:bidi="nl-NL"/>
+        </w:rPr>
+        <w:t xml:space="preserve"> </w:t>
+      </w:r>
+      <w:proofErr w:type="spellStart"/>
+      <w:r>
+        <w:rPr>
+          <w:rStyle w:val="Zwaar"/>
+          <w:b w:val="0"/>
+          <w:bCs w:val="0"/>
+          <w:color w:val="auto"/>
+          <w:sz w:val="24"/>
+          <w:szCs w:val="20"/>
+          <w:lang w:val="nl-BE" w:bidi="nl-NL"/>
+        </w:rPr>
+        <w:t>Everdongenlaan</w:t>
+      </w:r>
+      <w:proofErr w:type="spellEnd"/>
+      <w:r>
+        <w:rPr>
+          <w:rStyle w:val="Zwaar"/>
+          <w:b w:val="0"/>
+          <w:bCs w:val="0"/>
+          <w:color w:val="auto"/>
+          <w:sz w:val="24"/>
+          <w:szCs w:val="20"/>
+          <w:lang w:val="nl-BE" w:bidi="nl-NL"/>
+        </w:rPr>
+        <w:t xml:space="preserve"> 18, 2300 Turnhout</w:t>
+      </w:r>
+    </w:p>
+    <w:p>
+      <w:pPr>
+        <w:ind w:left="2880" w:firstLine="720"/>
+        <w:rPr>
+          <w:rStyle w:val="Zwaar"/>
+          <w:b w:val="0"/>
+          <w:bCs w:val="0"/>
+          <w:color w:val="auto"/>
+          <w:sz w:val="24"/>
+          <w:szCs w:val="20"/>
+          <w:lang w:val="en-US" w:bidi="nl-NL"/>
+        </w:rPr>
+      </w:pPr>
+      <w:r>
+        <w:rPr>
+          <w:rStyle w:val="Zwaar"/>
+          <w:b w:val="0"/>
+          <w:bCs w:val="0"/>
+          <w:color w:val="002060"/>
+          <w:sz w:val="24"/>
+          <w:szCs w:val="20"/>
+          <w:lang w:val="en-US" w:bidi="nl-NL"/>
+        </w:rPr>
+        <w:t>-</w:t>
+      </w:r>
+      <w:r>
+        <w:rPr>
+          <w:rStyle w:val="Zwaar"/>
+          <w:b w:val="0"/>
+          <w:bCs w:val="0"/>
+          <w:color w:val="auto"/>
+          <w:sz w:val="24"/>
+          <w:szCs w:val="20"/>
+          <w:lang w:val="en-US" w:bidi="nl-NL"/>
+        </w:rPr>
+        <w:t xml:space="preserve"> </w:t>
+      </w:r>
+      <w:r>
+        <w:rPr>
+          <w:rStyle w:val="Zwaar"/>
+          <w:b w:val="0"/>
+          <w:bCs w:val="0"/>
+          <w:color w:val="auto"/>
+          <w:sz w:val="24"/>
+          <w:szCs w:val="20"/>
+          <w:lang w:val="en-US" w:bidi="nl-NL"/>
+        </w:rPr>
+        <w:t>machine operator silicone &amp; hybrid</w:t>
+      </w:r>
+    </w:p>
     <w:p>
       <w:pPr>
         <w:pStyle w:val="Plattetekst"/>
@@ -3332,6 +3673,7 @@
                 <w:lang w:bidi="nl-NL"/>
               </w:rPr>
             </w:pPr>
+            <w:proofErr w:type="gramStart"/>
             <w:r>
               <w:rPr>
                 <w:b w:val="0"/>
@@ -3341,7 +3683,19 @@
                 <w:szCs w:val="18"/>
                 <w:lang w:bidi="nl-NL"/>
               </w:rPr>
-              <w:t>informatica:</w:t>
+              <w:t>informatica</w:t>
+            </w:r>
+            <w:proofErr w:type="gramEnd"/>
+            <w:r>
+              <w:rPr>
+                <w:b w:val="0"/>
+                <w:bCs/>
+                <w:color w:val="auto"/>
+                <w:sz w:val="22"/>
+                <w:szCs w:val="18"/>
+                <w:lang w:bidi="nl-NL"/>
+              </w:rPr>
+              <w:t>:</w:t>
             </w:r>
             <w:r>
               <w:rPr>
@@ -3377,6 +3731,7 @@
                 <w:lang w:val="nl-BE" w:bidi="nl-NL"/>
               </w:rPr>
             </w:pPr>
+            <w:proofErr w:type="gramStart"/>
             <w:r>
               <w:rPr>
                 <w:rFonts w:asciiTheme="majorHAnsi" w:hAnsiTheme="majorHAnsi"/>
@@ -3387,8 +3742,9 @@
                 <w:szCs w:val="18"/>
                 <w:lang w:val="nl-BE" w:bidi="nl-NL"/>
               </w:rPr>
-              <w:t xml:space="preserve">programmeertalen: </w:t>
-            </w:r>
+              <w:t>programmeertalen</w:t>
+            </w:r>
+            <w:proofErr w:type="gramEnd"/>
             <w:r>
               <w:rPr>
                 <w:rFonts w:asciiTheme="majorHAnsi" w:hAnsiTheme="majorHAnsi"/>
@@ -3399,7 +3755,7 @@
                 <w:szCs w:val="18"/>
                 <w:lang w:val="nl-BE" w:bidi="nl-NL"/>
               </w:rPr>
-              <w:t xml:space="preserve">C#, </w:t>
+              <w:t xml:space="preserve">: </w:t>
             </w:r>
             <w:r>
               <w:rPr>
@@ -3411,7 +3767,7 @@
                 <w:szCs w:val="18"/>
                 <w:lang w:val="nl-BE" w:bidi="nl-NL"/>
               </w:rPr>
-              <w:t>.NET</w:t>
+              <w:t xml:space="preserve">C#, </w:t>
             </w:r>
             <w:r>
               <w:rPr>
@@ -3423,7 +3779,7 @@
                 <w:szCs w:val="18"/>
                 <w:lang w:val="nl-BE" w:bidi="nl-NL"/>
               </w:rPr>
-              <w:t>,</w:t>
+              <w:t>.NET</w:t>
             </w:r>
             <w:r>
               <w:rPr>
@@ -3435,7 +3791,7 @@
                 <w:szCs w:val="18"/>
                 <w:lang w:val="nl-BE" w:bidi="nl-NL"/>
               </w:rPr>
-              <w:t xml:space="preserve"> Vue</w:t>
+              <w:t>,</w:t>
             </w:r>
             <w:r>
               <w:rPr>
@@ -3447,7 +3803,7 @@
                 <w:szCs w:val="18"/>
                 <w:lang w:val="nl-BE" w:bidi="nl-NL"/>
               </w:rPr>
-              <w:t>.</w:t>
+              <w:t xml:space="preserve"> Vue</w:t>
             </w:r>
             <w:r>
               <w:rPr>
@@ -3459,7 +3815,7 @@
                 <w:szCs w:val="18"/>
                 <w:lang w:val="nl-BE" w:bidi="nl-NL"/>
               </w:rPr>
-              <w:t>js,</w:t>
+              <w:t>.</w:t>
             </w:r>
             <w:r>
               <w:rPr>
@@ -3471,7 +3827,7 @@
                 <w:szCs w:val="18"/>
                 <w:lang w:val="nl-BE" w:bidi="nl-NL"/>
               </w:rPr>
-              <w:t xml:space="preserve"> </w:t>
+              <w:t>js,</w:t>
             </w:r>
             <w:r>
               <w:rPr>
@@ -3483,7 +3839,7 @@
                 <w:szCs w:val="18"/>
                 <w:lang w:val="nl-BE" w:bidi="nl-NL"/>
               </w:rPr>
-              <w:t>HTML</w:t>
+              <w:t xml:space="preserve"> </w:t>
             </w:r>
             <w:r>
               <w:rPr>
@@ -3495,7 +3851,7 @@
                 <w:szCs w:val="18"/>
                 <w:lang w:val="nl-BE" w:bidi="nl-NL"/>
               </w:rPr>
-              <w:t xml:space="preserve">, </w:t>
+              <w:t>HTML</w:t>
             </w:r>
             <w:r>
               <w:rPr>
@@ -3507,7 +3863,7 @@
                 <w:szCs w:val="18"/>
                 <w:lang w:val="nl-BE" w:bidi="nl-NL"/>
               </w:rPr>
-              <w:t>(S)CSS</w:t>
+              <w:t xml:space="preserve">, </w:t>
             </w:r>
             <w:r>
               <w:rPr>
@@ -3519,7 +3875,7 @@
                 <w:szCs w:val="18"/>
                 <w:lang w:val="nl-BE" w:bidi="nl-NL"/>
               </w:rPr>
-              <w:t>/S</w:t>
+              <w:t>(S)CSS</w:t>
             </w:r>
             <w:r>
               <w:rPr>
@@ -3531,7 +3887,7 @@
                 <w:szCs w:val="18"/>
                 <w:lang w:val="nl-BE" w:bidi="nl-NL"/>
               </w:rPr>
-              <w:t>ASS</w:t>
+              <w:t>/S</w:t>
             </w:r>
             <w:r>
               <w:rPr>
@@ -3543,7 +3899,7 @@
                 <w:szCs w:val="18"/>
                 <w:lang w:val="nl-BE" w:bidi="nl-NL"/>
               </w:rPr>
-              <w:t xml:space="preserve">, </w:t>
+              <w:t>ASS</w:t>
             </w:r>
             <w:r>
               <w:rPr>
@@ -3555,7 +3911,7 @@
                 <w:szCs w:val="18"/>
                 <w:lang w:val="nl-BE" w:bidi="nl-NL"/>
               </w:rPr>
-              <w:t>JS, SQL</w:t>
+              <w:t xml:space="preserve">, </w:t>
             </w:r>
             <w:r>
               <w:rPr>
@@ -3567,7 +3923,7 @@
                 <w:szCs w:val="18"/>
                 <w:lang w:val="nl-BE" w:bidi="nl-NL"/>
               </w:rPr>
-              <w:t>, PHP</w:t>
+              <w:t>JS, SQL</w:t>
             </w:r>
             <w:r>
               <w:rPr>
@@ -3579,9 +3935,8 @@
                 <w:szCs w:val="18"/>
                 <w:lang w:val="nl-BE" w:bidi="nl-NL"/>
               </w:rPr>
-              <w:t xml:space="preserve">, </w:t>
-            </w:r>
-            <w:proofErr w:type="spellStart"/>
+              <w:t>, PHP</w:t>
+            </w:r>
             <w:r>
               <w:rPr>
                 <w:rFonts w:asciiTheme="majorHAnsi" w:hAnsiTheme="majorHAnsi"/>
@@ -3592,13 +3947,10 @@
                 <w:szCs w:val="18"/>
                 <w:lang w:val="nl-BE" w:bidi="nl-NL"/>
               </w:rPr>
-              <w:t>React</w:t>
-            </w:r>
-            <w:proofErr w:type="spellEnd"/>
-          </w:p>
-          <w:p>
-            <w:pPr>
-              <w:pStyle w:val="Datums"/>
+              <w:t xml:space="preserve">, </w:t>
+            </w:r>
+            <w:proofErr w:type="spellStart"/>
+            <w:r>
               <w:rPr>
                 <w:rFonts w:asciiTheme="majorHAnsi" w:hAnsiTheme="majorHAnsi"/>
                 <w:b w:val="0"/>
@@ -3608,8 +3960,13 @@
                 <w:szCs w:val="18"/>
                 <w:lang w:val="nl-BE" w:bidi="nl-NL"/>
               </w:rPr>
-            </w:pPr>
-            <w:r>
+              <w:t>React</w:t>
+            </w:r>
+            <w:proofErr w:type="spellEnd"/>
+          </w:p>
+          <w:p>
+            <w:pPr>
+              <w:pStyle w:val="Datums"/>
               <w:rPr>
                 <w:rFonts w:asciiTheme="majorHAnsi" w:hAnsiTheme="majorHAnsi"/>
                 <w:b w:val="0"/>
@@ -3619,7 +3976,32 @@
                 <w:szCs w:val="18"/>
                 <w:lang w:val="nl-BE" w:bidi="nl-NL"/>
               </w:rPr>
-              <w:t xml:space="preserve">kennis van: git, scrum, </w:t>
+            </w:pPr>
+            <w:proofErr w:type="gramStart"/>
+            <w:r>
+              <w:rPr>
+                <w:rFonts w:asciiTheme="majorHAnsi" w:hAnsiTheme="majorHAnsi"/>
+                <w:b w:val="0"/>
+                <w:bCs/>
+                <w:color w:val="auto"/>
+                <w:sz w:val="22"/>
+                <w:szCs w:val="18"/>
+                <w:lang w:val="nl-BE" w:bidi="nl-NL"/>
+              </w:rPr>
+              <w:t>kennis</w:t>
+            </w:r>
+            <w:proofErr w:type="gramEnd"/>
+            <w:r>
+              <w:rPr>
+                <w:rFonts w:asciiTheme="majorHAnsi" w:hAnsiTheme="majorHAnsi"/>
+                <w:b w:val="0"/>
+                <w:bCs/>
+                <w:color w:val="auto"/>
+                <w:sz w:val="22"/>
+                <w:szCs w:val="18"/>
+                <w:lang w:val="nl-BE" w:bidi="nl-NL"/>
+              </w:rPr>
+              <w:t xml:space="preserve"> van: git, scrum, </w:t>
             </w:r>
             <w:proofErr w:type="spellStart"/>
             <w:r>
@@ -3766,6 +4148,7 @@
                 <w:lang w:bidi="nl-NL"/>
               </w:rPr>
             </w:pPr>
+            <w:proofErr w:type="gramStart"/>
             <w:r>
               <w:rPr>
                 <w:b w:val="0"/>
@@ -3775,7 +4158,19 @@
                 <w:szCs w:val="18"/>
                 <w:lang w:bidi="nl-NL"/>
               </w:rPr>
-              <w:t>talen:</w:t>
+              <w:t>talen</w:t>
+            </w:r>
+            <w:proofErr w:type="gramEnd"/>
+            <w:r>
+              <w:rPr>
+                <w:b w:val="0"/>
+                <w:bCs/>
+                <w:color w:val="auto"/>
+                <w:sz w:val="22"/>
+                <w:szCs w:val="18"/>
+                <w:lang w:bidi="nl-NL"/>
+              </w:rPr>
+              <w:t>:</w:t>
             </w:r>
           </w:p>
         </w:tc>
@@ -3993,6 +4388,7 @@
                 <w:lang w:bidi="nl-NL"/>
               </w:rPr>
             </w:pPr>
+            <w:proofErr w:type="gramStart"/>
             <w:r>
               <w:rPr>
                 <w:b w:val="0"/>
@@ -4002,7 +4398,19 @@
                 <w:szCs w:val="18"/>
                 <w:lang w:bidi="nl-NL"/>
               </w:rPr>
-              <w:t>extra vaardigheden:</w:t>
+              <w:t>extra</w:t>
+            </w:r>
+            <w:proofErr w:type="gramEnd"/>
+            <w:r>
+              <w:rPr>
+                <w:b w:val="0"/>
+                <w:bCs/>
+                <w:color w:val="auto"/>
+                <w:sz w:val="22"/>
+                <w:szCs w:val="18"/>
+                <w:lang w:bidi="nl-NL"/>
+              </w:rPr>
+              <w:t xml:space="preserve"> vaardigheden:</w:t>
             </w:r>
           </w:p>
         </w:tc>
@@ -4183,9 +4591,6 @@
         <w:tc>
           <w:tcPr>
             <w:tcW w:w="423" w:type="dxa"/>
-            <w:tcBorders>
-              <w:bottom w:val="nil"/>
-            </w:tcBorders>
           </w:tcPr>
           <w:p>
             <w:pPr>
@@ -4237,6 +4642,7 @@
                 <w:lang w:bidi="nl-NL"/>
               </w:rPr>
             </w:pPr>
+            <w:proofErr w:type="gramStart"/>
             <w:r>
               <w:rPr>
                 <w:b w:val="0"/>
@@ -4248,6 +4654,7 @@
               </w:rPr>
               <w:t>programmeren</w:t>
             </w:r>
+            <w:proofErr w:type="gramEnd"/>
           </w:p>
           <w:p>
             <w:pPr>
@@ -4261,6 +4668,7 @@
                 <w:lang w:bidi="nl-NL"/>
               </w:rPr>
             </w:pPr>
+            <w:proofErr w:type="gramStart"/>
             <w:r>
               <w:rPr>
                 <w:b w:val="0"/>
@@ -4272,6 +4680,7 @@
               </w:rPr>
               <w:t>gamen</w:t>
             </w:r>
+            <w:proofErr w:type="gramEnd"/>
             <w:r>
               <w:rPr>
                 <w:b w:val="0"/>
@@ -4309,6 +4718,7 @@
                 <w:lang w:bidi="nl-NL"/>
               </w:rPr>
             </w:pPr>
+            <w:proofErr w:type="gramStart"/>
             <w:r>
               <w:rPr>
                 <w:b w:val="0"/>
@@ -4320,6 +4730,7 @@
               </w:rPr>
               <w:t>wandelen</w:t>
             </w:r>
+            <w:proofErr w:type="gramEnd"/>
             <w:r>
               <w:rPr>
                 <w:b w:val="0"/>
@@ -4367,6 +4778,7 @@
                 <w:lang w:val="nl-BE" w:bidi="nl-NL"/>
               </w:rPr>
             </w:pPr>
+            <w:proofErr w:type="gramStart"/>
             <w:r>
               <w:rPr>
                 <w:rFonts w:asciiTheme="majorHAnsi" w:hAnsiTheme="majorHAnsi" w:cs="Cambria Math"/>
@@ -4377,7 +4789,20 @@
                 <w:szCs w:val="24"/>
                 <w:lang w:val="nl-BE" w:bidi="nl-NL"/>
               </w:rPr>
-              <w:t>rijbewijs B</w:t>
+              <w:t>rijbewijs</w:t>
+            </w:r>
+            <w:proofErr w:type="gramEnd"/>
+            <w:r>
+              <w:rPr>
+                <w:rFonts w:asciiTheme="majorHAnsi" w:hAnsiTheme="majorHAnsi" w:cs="Cambria Math"/>
+                <w:b w:val="0"/>
+                <w:bCs/>
+                <w:color w:val="auto"/>
+                <w:sz w:val="22"/>
+                <w:szCs w:val="24"/>
+                <w:lang w:val="nl-BE" w:bidi="nl-NL"/>
+              </w:rPr>
+              <w:t xml:space="preserve"> B</w:t>
             </w:r>
             <w:r>
               <w:rPr>
@@ -4487,11 +4912,8 @@
                 <w:lang w:val="nl-BE" w:bidi="nl-NL"/>
               </w:rPr>
               <w:br/>
-              <w:t xml:space="preserve">mail: </w:t>
-            </w:r>
-            <w:r>
-              <w:t xml:space="preserve"> </w:t>
-            </w:r>
+            </w:r>
+            <w:proofErr w:type="gramStart"/>
             <w:r>
               <w:rPr>
                 <w:rFonts w:asciiTheme="majorHAnsi" w:hAnsiTheme="majorHAnsi" w:cs="Cambria Math"/>
@@ -4502,8 +4924,24 @@
                 <w:szCs w:val="24"/>
                 <w:lang w:val="nl-BE" w:bidi="nl-NL"/>
               </w:rPr>
+              <w:t xml:space="preserve">mail: </w:t>
+            </w:r>
+            <w:r>
+              <w:t xml:space="preserve"> </w:t>
+            </w:r>
+            <w:r>
+              <w:rPr>
+                <w:rFonts w:asciiTheme="majorHAnsi" w:hAnsiTheme="majorHAnsi" w:cs="Cambria Math"/>
+                <w:b w:val="0"/>
+                <w:bCs/>
+                <w:color w:val="auto"/>
+                <w:sz w:val="22"/>
+                <w:szCs w:val="24"/>
+                <w:lang w:val="nl-BE" w:bidi="nl-NL"/>
+              </w:rPr>
               <w:t>ondernemingen.jansen.nv@telenet.be</w:t>
             </w:r>
+            <w:proofErr w:type="gramEnd"/>
           </w:p>
           <w:p>
             <w:pPr>
@@ -4595,7 +5033,7 @@
                 <w:color w:val="auto"/>
                 <w:sz w:val="22"/>
                 <w:szCs w:val="24"/>
-                <w:lang w:val="nl-BE" w:bidi="nl-NL"/>
+                <w:lang w:val="en-GB" w:bidi="nl-NL"/>
               </w:rPr>
             </w:pPr>
             <w:r>
@@ -4606,7 +5044,7 @@
                 <w:color w:val="auto"/>
                 <w:sz w:val="22"/>
                 <w:szCs w:val="24"/>
-                <w:lang w:val="nl-BE" w:bidi="nl-NL"/>
+                <w:lang w:val="en-GB" w:bidi="nl-NL"/>
               </w:rPr>
               <w:t>Multimedium Hoogstraten</w:t>
             </w:r>
@@ -4618,15 +5056,38 @@
                 <w:color w:val="auto"/>
                 <w:sz w:val="22"/>
                 <w:szCs w:val="24"/>
-                <w:lang w:val="nl-BE" w:bidi="nl-NL"/>
+                <w:lang w:val="en-GB" w:bidi="nl-NL"/>
+              </w:rPr>
+              <w:t xml:space="preserve">             TSG Belgium </w:t>
+            </w:r>
+            <w:proofErr w:type="spellStart"/>
+            <w:r>
+              <w:rPr>
+                <w:rFonts w:asciiTheme="majorHAnsi" w:hAnsiTheme="majorHAnsi" w:cs="Cambria Math"/>
+                <w:b w:val="0"/>
+                <w:bCs/>
+                <w:color w:val="auto"/>
+                <w:sz w:val="22"/>
+                <w:szCs w:val="24"/>
+                <w:lang w:val="en-GB" w:bidi="nl-NL"/>
+              </w:rPr>
+              <w:t>nv</w:t>
+            </w:r>
+            <w:proofErr w:type="spellEnd"/>
+            <w:r>
+              <w:rPr>
+                <w:rFonts w:asciiTheme="majorHAnsi" w:hAnsiTheme="majorHAnsi" w:cs="Cambria Math"/>
+                <w:b w:val="0"/>
+                <w:bCs/>
+                <w:color w:val="auto"/>
+                <w:sz w:val="22"/>
+                <w:szCs w:val="24"/>
+                <w:lang w:val="en-GB" w:bidi="nl-NL"/>
               </w:rPr>
               <w:br/>
               <w:t>tel. 03 297 71 54</w:t>
             </w:r>
-          </w:p>
-          <w:p>
-            <w:pPr>
-              <w:pStyle w:val="Datums"/>
+            <w:r>
               <w:rPr>
                 <w:rFonts w:asciiTheme="majorHAnsi" w:hAnsiTheme="majorHAnsi" w:cs="Cambria Math"/>
                 <w:b w:val="0"/>
@@ -4634,9 +5095,10 @@
                 <w:color w:val="auto"/>
                 <w:sz w:val="22"/>
                 <w:szCs w:val="24"/>
-                <w:lang w:val="nl-BE" w:bidi="nl-NL"/>
-              </w:rPr>
-            </w:pPr>
+                <w:lang w:val="en-GB" w:bidi="nl-NL"/>
+              </w:rPr>
+              <w:t xml:space="preserve">                             tel. 014 44 85 00</w:t>
+            </w:r>
           </w:p>
           <w:p>
             <w:pPr>
@@ -4648,10 +5110,13 @@
                 <w:color w:val="auto"/>
                 <w:sz w:val="22"/>
                 <w:szCs w:val="24"/>
-                <w:lang w:val="nl-BE" w:bidi="nl-NL"/>
-              </w:rPr>
-            </w:pPr>
-            <w:r>
+                <w:lang w:val="en-GB" w:bidi="nl-NL"/>
+              </w:rPr>
+            </w:pPr>
+          </w:p>
+          <w:p>
+            <w:pPr>
+              <w:pStyle w:val="Datums"/>
               <w:rPr>
                 <w:rFonts w:asciiTheme="majorHAnsi" w:hAnsiTheme="majorHAnsi" w:cs="Cambria Math"/>
                 <w:b w:val="0"/>
@@ -4659,10 +5124,10 @@
                 <w:color w:val="auto"/>
                 <w:sz w:val="22"/>
                 <w:szCs w:val="24"/>
-                <w:lang w:val="nl-BE" w:bidi="nl-NL"/>
-              </w:rPr>
-              <w:t>TSG Belgium nv</w:t>
-            </w:r>
+                <w:lang w:val="en-GB" w:bidi="nl-NL"/>
+              </w:rPr>
+            </w:pPr>
+            <w:proofErr w:type="spellStart"/>
             <w:r>
               <w:rPr>
                 <w:rFonts w:asciiTheme="majorHAnsi" w:hAnsiTheme="majorHAnsi" w:cs="Cambria Math"/>
@@ -4671,15 +5136,12 @@
                 <w:color w:val="auto"/>
                 <w:sz w:val="22"/>
                 <w:szCs w:val="24"/>
-                <w:lang w:val="nl-BE" w:bidi="nl-NL"/>
-              </w:rPr>
-              <w:br/>
-              <w:t>tel. 014 44 85 00</w:t>
-            </w:r>
-          </w:p>
-          <w:p>
-            <w:pPr>
-              <w:pStyle w:val="Datums"/>
+                <w:lang w:val="en-GB" w:bidi="nl-NL"/>
+              </w:rPr>
+              <w:t>Netropolix</w:t>
+            </w:r>
+            <w:proofErr w:type="spellEnd"/>
+            <w:r>
               <w:rPr>
                 <w:rFonts w:asciiTheme="majorHAnsi" w:hAnsiTheme="majorHAnsi" w:cs="Cambria Math"/>
                 <w:b w:val="0"/>
@@ -4687,13 +5149,11 @@
                 <w:color w:val="auto"/>
                 <w:sz w:val="22"/>
                 <w:szCs w:val="24"/>
-                <w:lang w:val="nl-BE" w:bidi="nl-NL"/>
-              </w:rPr>
-            </w:pPr>
-          </w:p>
-          <w:p>
-            <w:pPr>
-              <w:pStyle w:val="Datums"/>
+                <w:lang w:val="en-GB" w:bidi="nl-NL"/>
+              </w:rPr>
+              <w:t xml:space="preserve"> NV</w:t>
+            </w:r>
+            <w:r>
               <w:rPr>
                 <w:rFonts w:asciiTheme="majorHAnsi" w:hAnsiTheme="majorHAnsi" w:cs="Cambria Math"/>
                 <w:b w:val="0"/>
@@ -4701,9 +5161,10 @@
                 <w:color w:val="auto"/>
                 <w:sz w:val="22"/>
                 <w:szCs w:val="24"/>
-                <w:lang w:val="nl-BE" w:bidi="nl-NL"/>
-              </w:rPr>
-            </w:pPr>
+                <w:lang w:val="en-GB" w:bidi="nl-NL"/>
+              </w:rPr>
+              <w:t xml:space="preserve">                              </w:t>
+            </w:r>
             <w:proofErr w:type="spellStart"/>
             <w:r>
               <w:rPr>
@@ -4713,9 +5174,9 @@
                 <w:color w:val="auto"/>
                 <w:sz w:val="22"/>
                 <w:szCs w:val="24"/>
-                <w:lang w:val="nl-BE" w:bidi="nl-NL"/>
-              </w:rPr>
-              <w:t>Netropolix</w:t>
+                <w:lang w:val="en-GB" w:bidi="nl-NL"/>
+              </w:rPr>
+              <w:t>SoftAdvice</w:t>
             </w:r>
             <w:proofErr w:type="spellEnd"/>
             <w:r>
@@ -4726,9 +5187,10 @@
                 <w:color w:val="auto"/>
                 <w:sz w:val="22"/>
                 <w:szCs w:val="24"/>
-                <w:lang w:val="nl-BE" w:bidi="nl-NL"/>
-              </w:rPr>
-              <w:t xml:space="preserve"> NV</w:t>
+                <w:lang w:val="en-GB" w:bidi="nl-NL"/>
+              </w:rPr>
+              <w:br/>
+              <w:t>tel. 014 21 22 23</w:t>
             </w:r>
             <w:r>
               <w:rPr>
@@ -4738,10 +5200,9 @@
                 <w:color w:val="auto"/>
                 <w:sz w:val="22"/>
                 <w:szCs w:val="24"/>
-                <w:lang w:val="nl-BE" w:bidi="nl-NL"/>
-              </w:rPr>
-              <w:br/>
-              <w:t xml:space="preserve">tel. </w:t>
+                <w:lang w:val="en-GB" w:bidi="nl-NL"/>
+              </w:rPr>
+              <w:t xml:space="preserve">                            </w:t>
             </w:r>
             <w:r>
               <w:rPr>
@@ -4751,14 +5212,11 @@
                 <w:color w:val="auto"/>
                 <w:sz w:val="22"/>
                 <w:szCs w:val="24"/>
-                <w:lang w:val="nl-BE" w:bidi="nl-NL"/>
-              </w:rPr>
-              <w:t>014 21 22 23</w:t>
-            </w:r>
-          </w:p>
-          <w:p>
-            <w:pPr>
-              <w:pStyle w:val="Datums"/>
+                <w:lang w:val="en-GB" w:bidi="nl-NL"/>
+              </w:rPr>
+              <w:t>tel. +32 475 78 36 42</w:t>
+            </w:r>
+            <w:r>
               <w:rPr>
                 <w:rFonts w:asciiTheme="majorHAnsi" w:hAnsiTheme="majorHAnsi" w:cs="Cambria Math"/>
                 <w:b w:val="0"/>
@@ -4766,9 +5224,10 @@
                 <w:color w:val="auto"/>
                 <w:sz w:val="22"/>
                 <w:szCs w:val="24"/>
-                <w:lang w:val="nl-BE" w:bidi="nl-NL"/>
-              </w:rPr>
-            </w:pPr>
+                <w:lang w:val="en-GB" w:bidi="nl-NL"/>
+              </w:rPr>
+              <w:br/>
+            </w:r>
           </w:p>
           <w:p>
             <w:pPr>
@@ -4780,60 +5239,71 @@
                 <w:color w:val="auto"/>
                 <w:sz w:val="22"/>
                 <w:szCs w:val="24"/>
-                <w:lang w:val="nl-BE" w:bidi="nl-NL"/>
-              </w:rPr>
-            </w:pPr>
-            <w:proofErr w:type="spellStart"/>
-            <w:r>
-              <w:rPr>
-                <w:rFonts w:asciiTheme="majorHAnsi" w:hAnsiTheme="majorHAnsi" w:cs="Cambria Math"/>
-                <w:b w:val="0"/>
-                <w:bCs/>
-                <w:color w:val="auto"/>
-                <w:sz w:val="22"/>
-                <w:szCs w:val="24"/>
-                <w:lang w:val="nl-BE" w:bidi="nl-NL"/>
-              </w:rPr>
-              <w:t>SoftAdvice</w:t>
-            </w:r>
-            <w:proofErr w:type="spellEnd"/>
-            <w:r>
-              <w:rPr>
-                <w:rFonts w:asciiTheme="majorHAnsi" w:hAnsiTheme="majorHAnsi" w:cs="Cambria Math"/>
-                <w:b w:val="0"/>
-                <w:bCs/>
-                <w:color w:val="auto"/>
-                <w:sz w:val="22"/>
-                <w:szCs w:val="24"/>
-                <w:lang w:val="nl-BE" w:bidi="nl-NL"/>
-              </w:rPr>
-              <w:br/>
-              <w:t xml:space="preserve">tel. </w:t>
-            </w:r>
-            <w:r>
-              <w:rPr>
-                <w:rFonts w:asciiTheme="majorHAnsi" w:hAnsiTheme="majorHAnsi" w:cs="Cambria Math"/>
-                <w:b w:val="0"/>
-                <w:bCs/>
-                <w:color w:val="auto"/>
-                <w:sz w:val="22"/>
-                <w:szCs w:val="24"/>
-                <w:lang w:val="nl-BE" w:bidi="nl-NL"/>
-              </w:rPr>
-              <w:t>+32 475 78 36 42</w:t>
-            </w:r>
-          </w:p>
+                <w:lang w:val="en-GB" w:bidi="nl-NL"/>
+              </w:rPr>
+            </w:pPr>
+          </w:p>
+        </w:tc>
+      </w:tr>
+      <w:tr>
+        <w:trPr>
+          <w:trHeight w:val="684"/>
+        </w:trPr>
+        <w:tc>
+          <w:tcPr>
+            <w:tcW w:w="2997" w:type="dxa"/>
+            <w:tcMar>
+              <w:left w:w="0" w:type="dxa"/>
+              <w:right w:w="0" w:type="dxa"/>
+            </w:tcMar>
+            <w:vAlign w:val="center"/>
+          </w:tcPr>
+          <w:p>
+            <w:pPr>
+              <w:pStyle w:val="Plattetekst"/>
+              <w:kinsoku w:val="0"/>
+              <w:overflowPunct w:val="0"/>
+              <w:jc w:val="center"/>
+              <w:rPr>
+                <w:noProof/>
+                <w:lang w:val="en-GB" w:bidi="nl-NL"/>
+              </w:rPr>
+            </w:pPr>
+          </w:p>
+        </w:tc>
+        <w:tc>
+          <w:tcPr>
+            <w:tcW w:w="423" w:type="dxa"/>
+            <w:tcBorders>
+              <w:bottom w:val="nil"/>
+            </w:tcBorders>
+          </w:tcPr>
+          <w:p>
+            <w:pPr>
+              <w:pStyle w:val="Plattetekst"/>
+              <w:kinsoku w:val="0"/>
+              <w:overflowPunct w:val="0"/>
+              <w:rPr>
+                <w:rFonts w:ascii="Times New Roman" w:hAnsi="Times New Roman" w:cs="Times New Roman"/>
+                <w:lang w:val="en-GB"/>
+              </w:rPr>
+            </w:pPr>
+          </w:p>
+        </w:tc>
+        <w:tc>
+          <w:tcPr>
+            <w:tcW w:w="7471" w:type="dxa"/>
+            <w:gridSpan w:val="3"/>
+          </w:tcPr>
           <w:p>
             <w:pPr>
               <w:pStyle w:val="Datums"/>
               <w:rPr>
-                <w:rFonts w:asciiTheme="majorHAnsi" w:hAnsiTheme="majorHAnsi" w:cs="Cambria Math"/>
-                <w:b w:val="0"/>
-                <w:bCs/>
-                <w:color w:val="auto"/>
-                <w:sz w:val="22"/>
-                <w:szCs w:val="24"/>
-                <w:lang w:val="nl-BE" w:bidi="nl-NL"/>
+                <w:color w:val="002060"/>
+                <w:sz w:val="24"/>
+                <w:szCs w:val="28"/>
+                <w:u w:val="single"/>
+                <w:lang w:val="en-GB" w:bidi="nl-NL"/>
               </w:rPr>
             </w:pPr>
           </w:p>
@@ -4844,7 +5314,7 @@
       <w:pPr>
         <w:pStyle w:val="Plattetekst"/>
         <w:rPr>
-          <w:lang w:val="nl-BE"/>
+          <w:lang w:val="en-GB"/>
         </w:rPr>
       </w:pPr>
     </w:p>
@@ -5595,6 +6065,7 @@
                                 </w:pPr>
                                 <w:hyperlink r:id="rId2" w:history="1">
                                   <w:proofErr w:type="spellStart"/>
+                                  <w:proofErr w:type="gramStart"/>
                                   <w:r>
                                     <w:rPr>
                                       <w:rStyle w:val="Hyperlink"/>
@@ -5608,6 +6079,7 @@
                                     <w:t>robbe.baeyens</w:t>
                                   </w:r>
                                   <w:proofErr w:type="spellEnd"/>
+                                  <w:proofErr w:type="gramEnd"/>
                                   <w:r>
                                     <w:rPr>
                                       <w:rStyle w:val="Hyperlink"/>
@@ -5695,48 +6167,35 @@
                                     <w:lang w:val="en-US"/>
                                   </w:rPr>
                                 </w:pPr>
-                                <w:r>
-                                  <w:fldChar w:fldCharType="begin"/>
-                                </w:r>
-                                <w:r>
-                                  <w:rPr>
-                                    <w:lang w:val="en-US"/>
-                                  </w:rPr>
-                                  <w:instrText>HYPERLINK "https://www.linkedin.com/in/robbe-b-5857b315a/"</w:instrText>
-                                </w:r>
-                                <w:r>
-                                  <w:fldChar w:fldCharType="separate"/>
-                                </w:r>
-                                <w:r>
-                                  <w:rPr>
-                                    <w:rStyle w:val="Hyperlink"/>
-                                    <w:b/>
-                                    <w:bCs/>
-                                    <w:color w:val="FFFFFF" w:themeColor="background1"/>
-                                    <w:sz w:val="22"/>
-                                    <w:szCs w:val="18"/>
-                                    <w:u w:val="none"/>
-                                    <w:lang w:val="en-US"/>
-                                  </w:rPr>
-                                  <w:t>linkedin.com/in/</w:t>
-                                </w:r>
-                                <w:r>
-                                  <w:rPr>
-                                    <w:rStyle w:val="Hyperlink"/>
-                                    <w:b/>
-                                    <w:bCs/>
-                                    <w:color w:val="FFFFFF" w:themeColor="background1"/>
-                                    <w:sz w:val="22"/>
-                                    <w:szCs w:val="18"/>
-                                    <w:u w:val="none"/>
-                                    <w:lang w:val="en-US"/>
-                                  </w:rPr>
-                                  <w:br/>
-                                  <w:t>robbe-b-5857b315a</w:t>
-                                </w:r>
-                                <w:r>
-                                  <w:fldChar w:fldCharType="end"/>
-                                </w:r>
+                                <w:hyperlink r:id="rId3" w:history="1">
+                                  <w:r>
+                                    <w:rPr>
+                                      <w:rStyle w:val="Hyperlink"/>
+                                      <w:b/>
+                                      <w:bCs/>
+                                      <w:color w:val="FFFFFF" w:themeColor="background1"/>
+                                      <w:sz w:val="22"/>
+                                      <w:szCs w:val="18"/>
+                                      <w:u w:val="none"/>
+                                      <w:lang w:val="en-US"/>
+                                    </w:rPr>
+                                    <w:t>linkedin.com/in/</w:t>
+                                  </w:r>
+                                  <w:r>
+                                    <w:rPr>
+                                      <w:rStyle w:val="Hyperlink"/>
+                                      <w:b/>
+                                      <w:bCs/>
+                                      <w:color w:val="FFFFFF" w:themeColor="background1"/>
+                                      <w:sz w:val="22"/>
+                                      <w:szCs w:val="18"/>
+                                      <w:u w:val="none"/>
+                                      <w:lang w:val="en-US"/>
+                                    </w:rPr>
+                                    <w:br/>
+                                    <w:t>robbe-b-5857b315a</w:t>
+                                  </w:r>
+                                </w:hyperlink>
                               </w:p>
                               <w:p>
                                 <w:pPr>
@@ -5967,7 +6426,7 @@
                               <w:bCs/>
                             </w:rPr>
                           </w:pPr>
-                          <w:hyperlink r:id="rId3" w:history="1">
+                          <w:hyperlink r:id="rId4" w:history="1">
                             <w:r>
                               <w:rPr>
                                 <w:rStyle w:val="Hyperlink"/>
@@ -6023,8 +6482,9 @@
                               <w:szCs w:val="19"/>
                             </w:rPr>
                           </w:pPr>
-                          <w:hyperlink r:id="rId4" w:history="1">
+                          <w:hyperlink r:id="rId5" w:history="1">
                             <w:proofErr w:type="spellStart"/>
+                            <w:proofErr w:type="gramStart"/>
                             <w:r>
                               <w:rPr>
                                 <w:rStyle w:val="Hyperlink"/>
@@ -6038,6 +6498,7 @@
                               <w:t>robbe.baeyens</w:t>
                             </w:r>
                             <w:proofErr w:type="spellEnd"/>
+                            <w:proofErr w:type="gramEnd"/>
                             <w:r>
                               <w:rPr>
                                 <w:rStyle w:val="Hyperlink"/>
@@ -6125,48 +6586,35 @@
                               <w:lang w:val="en-US"/>
                             </w:rPr>
                           </w:pPr>
-                          <w:r>
-                            <w:fldChar w:fldCharType="begin"/>
-                          </w:r>
-                          <w:r>
-                            <w:rPr>
-                              <w:lang w:val="en-US"/>
-                            </w:rPr>
-                            <w:instrText>HYPERLINK "https://www.linkedin.com/in/robbe-b-5857b315a/"</w:instrText>
-                          </w:r>
-                          <w:r>
-                            <w:fldChar w:fldCharType="separate"/>
-                          </w:r>
-                          <w:r>
-                            <w:rPr>
-                              <w:rStyle w:val="Hyperlink"/>
-                              <w:b/>
-                              <w:bCs/>
-                              <w:color w:val="FFFFFF" w:themeColor="background1"/>
-                              <w:sz w:val="22"/>
-                              <w:szCs w:val="18"/>
-                              <w:u w:val="none"/>
-                              <w:lang w:val="en-US"/>
-                            </w:rPr>
-                            <w:t>linkedin.com/in/</w:t>
-                          </w:r>
-                          <w:r>
-                            <w:rPr>
-                              <w:rStyle w:val="Hyperlink"/>
-                              <w:b/>
-                              <w:bCs/>
-                              <w:color w:val="FFFFFF" w:themeColor="background1"/>
-                              <w:sz w:val="22"/>
-                              <w:szCs w:val="18"/>
-                              <w:u w:val="none"/>
-                              <w:lang w:val="en-US"/>
-                            </w:rPr>
-                            <w:br/>
-                            <w:t>robbe-b-5857b315a</w:t>
-                          </w:r>
-                          <w:r>
-                            <w:fldChar w:fldCharType="end"/>
-                          </w:r>
+                          <w:hyperlink r:id="rId6" w:history="1">
+                            <w:r>
+                              <w:rPr>
+                                <w:rStyle w:val="Hyperlink"/>
+                                <w:b/>
+                                <w:bCs/>
+                                <w:color w:val="FFFFFF" w:themeColor="background1"/>
+                                <w:sz w:val="22"/>
+                                <w:szCs w:val="18"/>
+                                <w:u w:val="none"/>
+                                <w:lang w:val="en-US"/>
+                              </w:rPr>
+                              <w:t>linkedin.com/in/</w:t>
+                            </w:r>
+                            <w:r>
+                              <w:rPr>
+                                <w:rStyle w:val="Hyperlink"/>
+                                <w:b/>
+                                <w:bCs/>
+                                <w:color w:val="FFFFFF" w:themeColor="background1"/>
+                                <w:sz w:val="22"/>
+                                <w:szCs w:val="18"/>
+                                <w:u w:val="none"/>
+                                <w:lang w:val="en-US"/>
+                              </w:rPr>
+                              <w:br/>
+                              <w:t>robbe-b-5857b315a</w:t>
+                            </w:r>
+                          </w:hyperlink>
                         </w:p>
                         <w:p>
                           <w:pPr>
@@ -7777,7 +8225,7 @@
                         </pic:cNvPicPr>
                       </pic:nvPicPr>
                       <pic:blipFill>
-                        <a:blip r:embed="rId5" cstate="screen">
+                        <a:blip r:embed="rId7" cstate="screen">
                           <a:extLst>
                             <a:ext uri="{28A0092B-C50C-407E-A947-70E740481C1C}">
                               <a14:useLocalDpi xmlns:a14="http://schemas.microsoft.com/office/drawing/2010/main"/>
@@ -8011,7 +8459,7 @@
                         </pic:cNvPicPr>
                       </pic:nvPicPr>
                       <pic:blipFill>
-                        <a:blip r:embed="rId6" cstate="screen">
+                        <a:blip r:embed="rId8" cstate="screen">
                           <a:extLst>
                             <a:ext uri="{28A0092B-C50C-407E-A947-70E740481C1C}">
                               <a14:useLocalDpi xmlns:a14="http://schemas.microsoft.com/office/drawing/2010/main"/>
@@ -8045,7 +8493,7 @@
                         </pic:cNvPicPr>
                       </pic:nvPicPr>
                       <pic:blipFill>
-                        <a:blip r:embed="rId7" cstate="screen">
+                        <a:blip r:embed="rId9" cstate="screen">
                           <a:extLst>
                             <a:ext uri="{28A0092B-C50C-407E-A947-70E740481C1C}">
                               <a14:useLocalDpi xmlns:a14="http://schemas.microsoft.com/office/drawing/2010/main"/>
@@ -8280,7 +8728,7 @@
                         </pic:cNvPicPr>
                       </pic:nvPicPr>
                       <pic:blipFill>
-                        <a:blip r:embed="rId8"/>
+                        <a:blip r:embed="rId10"/>
                         <a:srcRect/>
                         <a:stretch/>
                       </pic:blipFill>
@@ -8448,24 +8896,24 @@
                 <o:lock v:ext="edit" aspectratio="t"/>
               </v:shapetype>
               <v:shape id="Afbeelding 28" o:spid="_x0000_s1045" type="#_x0000_t75" alt="Phone icon" style="position:absolute;left:22860;top:55280;width:1651;height:1651;visibility:visible;mso-wrap-style:square" o:gfxdata="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">
-                <v:imagedata r:id="rId9" o:title="Phone icon"/>
+                <v:imagedata r:id="rId11" o:title="Phone icon"/>
                 <v:path arrowok="t"/>
               </v:shape>
               <v:shape id="Vrije vorm 31" o:spid="_x0000_s1046" style="position:absolute;top:59160;width:25946;height:3994;visibility:visible;mso-wrap-style:square;v-text-anchor:top" coordsize="4086,629" o:gfxdata="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" path="m3772,l,,,628r3772,l3843,619r66,-23l3968,559r48,-49l4054,451r23,-66l4086,314r-9,-72l4054,176r-38,-59l3968,69,3909,32,3843,8,3772,xe" fillcolor="#747070 [1614]" stroked="f">
                 <v:path arrowok="t" o:connecttype="custom" o:connectlocs="2395220,0;0,0;0,398780;2395220,398780;2440305,393065;2482215,378460;2519680,354965;2550160,323850;2574290,286385;2588895,244475;2594610,199390;2588895,153670;2574290,111760;2550160,74295;2519680,43815;2482215,20320;2440305,5080;2395220,0" o:connectangles="0,0,0,0,0,0,0,0,0,0,0,0,0,0,0,0,0,0"/>
               </v:shape>
               <v:shape id="Afbeelding 32" o:spid="_x0000_s1047" type="#_x0000_t75" alt="Email icon" style="position:absolute;left:22860;top:60337;width:1651;height:1651;visibility:visible;mso-wrap-style:square" o:gfxdata="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">
-                <v:imagedata r:id="rId10" o:title="Email icon"/>
+                <v:imagedata r:id="rId12" o:title="Email icon"/>
               </v:shape>
               <v:shape id="Afbeelding 23" o:spid="_x0000_s1048" type="#_x0000_t75" alt="GPS icon" style="position:absolute;left:22929;top:50051;width:1524;height:2032;visibility:visible;mso-wrap-style:square" o:gfxdata="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">
-                <v:imagedata r:id="rId11" o:title="GPS icon"/>
+                <v:imagedata r:id="rId13" o:title="GPS icon"/>
                 <v:path arrowok="t"/>
               </v:shape>
               <v:shape id="Vrije vorm 35" o:spid="_x0000_s1049" style="position:absolute;top:64286;width:25946;height:3994;visibility:visible;mso-wrap-style:square;v-text-anchor:top" coordsize="4086,629" o:gfxdata="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" path="m3772,l,,,628r3772,l3843,619r66,-23l3968,559r48,-49l4054,451r23,-66l4086,314r-9,-72l4054,176r-38,-59l3968,69,3909,32,3843,8,3772,xe" fillcolor="#12529f [2431]" stroked="f">
                 <v:path arrowok="t" o:connecttype="custom" o:connectlocs="2395220,0;0,0;0,398780;2395220,398780;2440305,393065;2482215,378460;2519680,354965;2550160,323850;2574290,286385;2588895,244475;2594610,199390;2588895,153670;2574290,111760;2550160,74295;2519680,43815;2482215,20320;2440305,5080;2395220,0" o:connectangles="0,0,0,0,0,0,0,0,0,0,0,0,0,0,0,0,0,0"/>
               </v:shape>
               <v:shape id="Afbeelding 36" o:spid="_x0000_s1050" type="#_x0000_t75" style="position:absolute;left:22894;top:65464;width:1582;height:1651;visibility:visible;mso-wrap-style:square" o:gfxdata="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">
-                <v:imagedata r:id="rId12" o:title=""/>
+                <v:imagedata r:id="rId14" o:title=""/>
                 <v:path arrowok="t"/>
               </v:shape>
               <w10:wrap anchorx="page"/>
@@ -9583,7 +10031,7 @@
   <w:style w:type="paragraph" w:default="1" w:styleId="Standaard">
     <w:name w:val="Normal"/>
     <w:uiPriority w:val="1"/>
-    <w:rsid w:val="00EF3E32"/>
+    <w:rsid w:val="009019C8"/>
     <w:pPr>
       <w:widowControl w:val="0"/>
       <w:autoSpaceDE w:val="0"/>
@@ -10282,6 +10730,15 @@
 </file>
 
 <file path=customXml/item1.xml><?xml version="1.0" encoding="utf-8"?>
+<?mso-contentType ?>
+<FormTemplates xmlns="http://schemas.microsoft.com/sharepoint/v3/contenttype/forms">
+  <Display>DocumentLibraryForm</Display>
+  <Edit>DocumentLibraryForm</Edit>
+  <New>DocumentLibraryForm</New>
+</FormTemplates>
+</file>
+
+<file path=customXml/item2.xml><?xml version="1.0" encoding="utf-8"?>
 <p:properties xmlns:p="http://schemas.microsoft.com/office/2006/metadata/properties" xmlns:xsi="http://www.w3.org/2001/XMLSchema-instance" xmlns:pc="http://schemas.microsoft.com/office/infopath/2007/PartnerControls">
   <documentManagement>
     <_ip_UnifiedCompliancePolicyUIAction xmlns="http://schemas.microsoft.com/sharepoint/v3" xsi:nil="true"/>
@@ -10290,7 +10747,7 @@
 </p:properties>
 </file>
 
-<file path=customXml/item2.xml><?xml version="1.0" encoding="utf-8"?>
+<file path=customXml/item3.xml><?xml version="1.0" encoding="utf-8"?>
 <ct:contentTypeSchema xmlns:ct="http://schemas.microsoft.com/office/2006/metadata/contentType" xmlns:ma="http://schemas.microsoft.com/office/2006/metadata/properties/metaAttributes" ct:_="" ma:_="" ma:contentTypeName="Document" ma:contentTypeID="0x010100DEEA25CC0A0AC24199CDC46C25B8B0BC" ma:contentTypeVersion="10" ma:contentTypeDescription="Create a new document." ma:contentTypeScope="" ma:versionID="e3b47856d4cf355c0dacb39e1084d14f">
   <xsd:schema xmlns:xsd="http://www.w3.org/2001/XMLSchema" xmlns:xs="http://www.w3.org/2001/XMLSchema" xmlns:p="http://schemas.microsoft.com/office/2006/metadata/properties" xmlns:ns1="http://schemas.microsoft.com/sharepoint/v3" xmlns:ns2="6dc4bcd6-49db-4c07-9060-8acfc67cef9f" xmlns:ns3="fb0879af-3eba-417a-a55a-ffe6dcd6ca77" targetNamespace="http://schemas.microsoft.com/office/2006/metadata/properties" ma:root="true" ma:fieldsID="a845a615265fdb1f7b12cc65ac20ecbd" ns1:_="" ns2:_="" ns3:_="">
     <xsd:import namespace="http://schemas.microsoft.com/sharepoint/v3"/>
@@ -10498,16 +10955,15 @@
 </ct:contentTypeSchema>
 </file>
 
-<file path=customXml/item3.xml><?xml version="1.0" encoding="utf-8"?>
-<?mso-contentType ?>
-<FormTemplates xmlns="http://schemas.microsoft.com/sharepoint/v3/contenttype/forms">
-  <Display>DocumentLibraryForm</Display>
-  <Edit>DocumentLibraryForm</Edit>
-  <New>DocumentLibraryForm</New>
-</FormTemplates>
+<file path=customXml/itemProps1.xml><?xml version="1.0" encoding="utf-8"?>
+<ds:datastoreItem xmlns:ds="http://schemas.openxmlformats.org/officeDocument/2006/customXml" ds:itemID="{D52A7B0C-0785-45D2-9058-6AAC6C304773}">
+  <ds:schemaRefs>
+    <ds:schemaRef ds:uri="http://schemas.microsoft.com/sharepoint/v3/contenttype/forms"/>
+  </ds:schemaRefs>
+</ds:datastoreItem>
 </file>
 
-<file path=customXml/itemProps1.xml><?xml version="1.0" encoding="utf-8"?>
+<file path=customXml/itemProps2.xml><?xml version="1.0" encoding="utf-8"?>
 <ds:datastoreItem xmlns:ds="http://schemas.openxmlformats.org/officeDocument/2006/customXml" ds:itemID="{58A02AAC-5046-4D44-A9AE-5839993B65F4}">
   <ds:schemaRefs>
     <ds:schemaRef ds:uri="http://schemas.microsoft.com/office/2006/metadata/properties"/>
@@ -10517,7 +10973,7 @@
 </ds:datastoreItem>
 </file>
 
-<file path=customXml/itemProps2.xml><?xml version="1.0" encoding="utf-8"?>
+<file path=customXml/itemProps3.xml><?xml version="1.0" encoding="utf-8"?>
 <ds:datastoreItem xmlns:ds="http://schemas.openxmlformats.org/officeDocument/2006/customXml" ds:itemID="{6BD8D9FD-7628-4864-99BD-44D5E05C598F}">
   <ds:schemaRefs>
     <ds:schemaRef ds:uri="http://schemas.microsoft.com/office/2006/metadata/contentType"/>
@@ -10535,12 +10991,4 @@
     <ds:schemaRef ds:uri="http://schemas.microsoft.com/internal/obd"/>
   </ds:schemaRefs>
 </ds:datastoreItem>
-</file>
-
-<file path=customXml/itemProps3.xml><?xml version="1.0" encoding="utf-8"?>
-<ds:datastoreItem xmlns:ds="http://schemas.openxmlformats.org/officeDocument/2006/customXml" ds:itemID="{D52A7B0C-0785-45D2-9058-6AAC6C304773}">
-  <ds:schemaRefs>
-    <ds:schemaRef ds:uri="http://schemas.microsoft.com/sharepoint/v3/contenttype/forms"/>
-  </ds:schemaRefs>
-</ds:datastoreItem>
 </file>